--- a/docs/reference/Zephyr_COSS_MAS_WIP.docx
+++ b/docs/reference/Zephyr_COSS_MAS_WIP.docx
@@ -85,12 +85,6 @@
         <w:gridCol w:w="3600"/>
       </w:tblGrid>
       <w:tr>
-        <w:tblPrEx>
-          <w:tblCellMar>
-            <w:top w:w="0" w:type="dxa"/>
-            <w:bottom w:w="0" w:type="dxa"/>
-          </w:tblCellMar>
-        </w:tblPrEx>
         <w:trPr>
           <w:jc w:val="center"/>
         </w:trPr>
@@ -151,12 +145,6 @@
         </w:tc>
       </w:tr>
       <w:tr>
-        <w:tblPrEx>
-          <w:tblCellMar>
-            <w:top w:w="0" w:type="dxa"/>
-            <w:bottom w:w="0" w:type="dxa"/>
-          </w:tblCellMar>
-        </w:tblPrEx>
         <w:trPr>
           <w:jc w:val="center"/>
         </w:trPr>
@@ -238,12 +226,6 @@
         </w:tc>
       </w:tr>
       <w:tr>
-        <w:tblPrEx>
-          <w:tblCellMar>
-            <w:top w:w="0" w:type="dxa"/>
-            <w:bottom w:w="0" w:type="dxa"/>
-          </w:tblCellMar>
-        </w:tblPrEx>
         <w:trPr>
           <w:jc w:val="center"/>
         </w:trPr>
@@ -304,12 +286,6 @@
         </w:tc>
       </w:tr>
       <w:tr>
-        <w:tblPrEx>
-          <w:tblCellMar>
-            <w:top w:w="0" w:type="dxa"/>
-            <w:bottom w:w="0" w:type="dxa"/>
-          </w:tblCellMar>
-        </w:tblPrEx>
         <w:trPr>
           <w:jc w:val="center"/>
         </w:trPr>
@@ -370,12 +346,6 @@
         </w:tc>
       </w:tr>
       <w:tr>
-        <w:tblPrEx>
-          <w:tblCellMar>
-            <w:top w:w="0" w:type="dxa"/>
-            <w:bottom w:w="0" w:type="dxa"/>
-          </w:tblCellMar>
-        </w:tblPrEx>
         <w:trPr>
           <w:jc w:val="center"/>
         </w:trPr>
@@ -490,12 +460,6 @@
         <w:gridCol w:w="3860"/>
       </w:tblGrid>
       <w:tr>
-        <w:tblPrEx>
-          <w:tblCellMar>
-            <w:top w:w="0" w:type="dxa"/>
-            <w:bottom w:w="0" w:type="dxa"/>
-          </w:tblCellMar>
-        </w:tblPrEx>
         <w:trPr>
           <w:tblHeader/>
         </w:trPr>
@@ -625,12 +589,6 @@
         </w:tc>
       </w:tr>
       <w:tr>
-        <w:tblPrEx>
-          <w:tblCellMar>
-            <w:top w:w="0" w:type="dxa"/>
-            <w:bottom w:w="0" w:type="dxa"/>
-          </w:tblCellMar>
-        </w:tblPrEx>
         <w:tc>
           <w:tcPr>
             <w:tcW w:w="1400" w:type="dxa"/>
@@ -711,7 +669,21 @@
                 <w:sz w:val="19"/>
                 <w:szCs w:val="19"/>
               </w:rPr>
-              <w:t>M. Piske</w:t>
+              <w:t>M</w:t>
+            </w:r>
+            <w:r>
+              <w:rPr>
+                <w:sz w:val="19"/>
+                <w:szCs w:val="19"/>
+              </w:rPr>
+              <w:t>ayuresh</w:t>
+            </w:r>
+            <w:r>
+              <w:rPr>
+                <w:sz w:val="19"/>
+                <w:szCs w:val="19"/>
+              </w:rPr>
+              <w:t xml:space="preserve"> Piske</w:t>
             </w:r>
           </w:p>
         </w:tc>
@@ -739,7 +711,14 @@
                 <w:sz w:val="19"/>
                 <w:szCs w:val="19"/>
               </w:rPr>
-              <w:t>Initial WIP draft for Hackathon 2026 submission.</w:t>
+              <w:t>Draftv v</w:t>
+            </w:r>
+            <w:r>
+              <w:rPr>
+                <w:sz w:val="19"/>
+                <w:szCs w:val="19"/>
+              </w:rPr>
+              <w:t>1</w:t>
             </w:r>
           </w:p>
         </w:tc>
@@ -3233,40 +3212,28 @@
         <w:pStyle w:val="Heading1"/>
       </w:pPr>
       <w:bookmarkStart w:id="2" w:name="_Toc239445338"/>
-      <w:proofErr w:type="gramStart"/>
       <w:r>
         <w:lastRenderedPageBreak/>
         <w:t>1  Introduction</w:t>
       </w:r>
       <w:bookmarkEnd w:id="2"/>
-      <w:proofErr w:type="gramEnd"/>
     </w:p>
     <w:p>
       <w:pPr>
         <w:pStyle w:val="Heading2"/>
       </w:pPr>
       <w:bookmarkStart w:id="3" w:name="_Toc239445339"/>
-      <w:proofErr w:type="gramStart"/>
       <w:r>
         <w:t>1.1  Purpose</w:t>
       </w:r>
       <w:bookmarkEnd w:id="3"/>
-      <w:proofErr w:type="gramEnd"/>
     </w:p>
     <w:p>
       <w:pPr>
         <w:spacing w:after="120" w:line="276" w:lineRule="auto"/>
       </w:pPr>
       <w:r>
-        <w:t xml:space="preserve">This Micro-Architecture Specification (MAS) details the internal implementation of the Zephyr LZ Compression Offload Sub-System (COSS): block micro-architecture, the compression pipeline, </w:t>
-      </w:r>
-      <w:proofErr w:type="spellStart"/>
-      <w:r>
-        <w:t>datapaths</w:t>
-      </w:r>
-      <w:proofErr w:type="spellEnd"/>
-      <w:r>
-        <w:t>, the complete firmware register map, the control finite-state machine, arbitration, cache organization, and the performance, error-handling, and debug facilities. It is the implementation companion to the COSS HAS.</w:t>
+        <w:t>This Micro-Architecture Specification (MAS) details the internal implementation of the Zephyr LZ Compression Offload Sub-System (COSS): block micro-architecture, the compression pipeline, datapaths, the complete firmware register map, the control finite-state machine, arbitration, cache organization, and the performance, error-handling, and debug facilities. It is the implementation companion to the COSS HAS.</w:t>
       </w:r>
     </w:p>
     <w:p>
@@ -3274,12 +3241,10 @@
         <w:pStyle w:val="Heading2"/>
       </w:pPr>
       <w:bookmarkStart w:id="4" w:name="_Toc239445340"/>
-      <w:proofErr w:type="gramStart"/>
       <w:r>
         <w:t>1.2  Scope</w:t>
       </w:r>
       <w:bookmarkEnd w:id="4"/>
-      <w:proofErr w:type="gramEnd"/>
     </w:p>
     <w:p>
       <w:pPr>
@@ -3294,12 +3259,10 @@
         <w:pStyle w:val="Heading2"/>
       </w:pPr>
       <w:bookmarkStart w:id="5" w:name="_Toc239445341"/>
-      <w:proofErr w:type="gramStart"/>
       <w:r>
         <w:t>1.3  References</w:t>
       </w:r>
       <w:bookmarkEnd w:id="5"/>
-      <w:proofErr w:type="gramEnd"/>
     </w:p>
     <w:p>
       <w:pPr>
@@ -3345,12 +3308,10 @@
         <w:pStyle w:val="Heading2"/>
       </w:pPr>
       <w:bookmarkStart w:id="6" w:name="_Toc239445342"/>
-      <w:proofErr w:type="gramStart"/>
       <w:r>
         <w:t>1.4  Abbreviations</w:t>
       </w:r>
       <w:bookmarkEnd w:id="6"/>
-      <w:proofErr w:type="gramEnd"/>
     </w:p>
     <w:tbl>
       <w:tblPr>
@@ -3374,12 +3335,6 @@
         <w:gridCol w:w="7360"/>
       </w:tblGrid>
       <w:tr>
-        <w:tblPrEx>
-          <w:tblCellMar>
-            <w:top w:w="0" w:type="dxa"/>
-            <w:bottom w:w="0" w:type="dxa"/>
-          </w:tblCellMar>
-        </w:tblPrEx>
         <w:trPr>
           <w:tblHeader/>
         </w:trPr>
@@ -3447,12 +3402,6 @@
         </w:tc>
       </w:tr>
       <w:tr>
-        <w:tblPrEx>
-          <w:tblCellMar>
-            <w:top w:w="0" w:type="dxa"/>
-            <w:bottom w:w="0" w:type="dxa"/>
-          </w:tblCellMar>
-        </w:tblPrEx>
         <w:tc>
           <w:tcPr>
             <w:tcW w:w="2000" w:type="dxa"/>
@@ -3505,34 +3454,12 @@
                 <w:sz w:val="19"/>
                 <w:szCs w:val="19"/>
               </w:rPr>
-              <w:t xml:space="preserve">Advanced </w:t>
-            </w:r>
-            <w:proofErr w:type="spellStart"/>
-            <w:r>
-              <w:rPr>
-                <w:sz w:val="19"/>
-                <w:szCs w:val="19"/>
-              </w:rPr>
-              <w:t>eXtensible</w:t>
-            </w:r>
-            <w:proofErr w:type="spellEnd"/>
-            <w:r>
-              <w:rPr>
-                <w:sz w:val="19"/>
-                <w:szCs w:val="19"/>
-              </w:rPr>
-              <w:t xml:space="preserve"> Interface (AMBA AXI4)</w:t>
+              <w:t>Advanced eXtensible Interface (AMBA AXI4)</w:t>
             </w:r>
           </w:p>
         </w:tc>
       </w:tr>
       <w:tr>
-        <w:tblPrEx>
-          <w:tblCellMar>
-            <w:top w:w="0" w:type="dxa"/>
-            <w:bottom w:w="0" w:type="dxa"/>
-          </w:tblCellMar>
-        </w:tblPrEx>
         <w:tc>
           <w:tcPr>
             <w:tcW w:w="2000" w:type="dxa"/>
@@ -3591,12 +3518,6 @@
         </w:tc>
       </w:tr>
       <w:tr>
-        <w:tblPrEx>
-          <w:tblCellMar>
-            <w:top w:w="0" w:type="dxa"/>
-            <w:bottom w:w="0" w:type="dxa"/>
-          </w:tblCellMar>
-        </w:tblPrEx>
         <w:tc>
           <w:tcPr>
             <w:tcW w:w="2000" w:type="dxa"/>
@@ -3655,12 +3576,6 @@
         </w:tc>
       </w:tr>
       <w:tr>
-        <w:tblPrEx>
-          <w:tblCellMar>
-            <w:top w:w="0" w:type="dxa"/>
-            <w:bottom w:w="0" w:type="dxa"/>
-          </w:tblCellMar>
-        </w:tblPrEx>
         <w:tc>
           <w:tcPr>
             <w:tcW w:w="2000" w:type="dxa"/>
@@ -3719,12 +3634,6 @@
         </w:tc>
       </w:tr>
       <w:tr>
-        <w:tblPrEx>
-          <w:tblCellMar>
-            <w:top w:w="0" w:type="dxa"/>
-            <w:bottom w:w="0" w:type="dxa"/>
-          </w:tblCellMar>
-        </w:tblPrEx>
         <w:tc>
           <w:tcPr>
             <w:tcW w:w="2000" w:type="dxa"/>
@@ -3783,12 +3692,6 @@
         </w:tc>
       </w:tr>
       <w:tr>
-        <w:tblPrEx>
-          <w:tblCellMar>
-            <w:top w:w="0" w:type="dxa"/>
-            <w:bottom w:w="0" w:type="dxa"/>
-          </w:tblCellMar>
-        </w:tblPrEx>
         <w:tc>
           <w:tcPr>
             <w:tcW w:w="2000" w:type="dxa"/>
@@ -3847,12 +3750,6 @@
         </w:tc>
       </w:tr>
       <w:tr>
-        <w:tblPrEx>
-          <w:tblCellMar>
-            <w:top w:w="0" w:type="dxa"/>
-            <w:bottom w:w="0" w:type="dxa"/>
-          </w:tblCellMar>
-        </w:tblPrEx>
         <w:tc>
           <w:tcPr>
             <w:tcW w:w="2000" w:type="dxa"/>
@@ -3911,12 +3808,6 @@
         </w:tc>
       </w:tr>
       <w:tr>
-        <w:tblPrEx>
-          <w:tblCellMar>
-            <w:top w:w="0" w:type="dxa"/>
-            <w:bottom w:w="0" w:type="dxa"/>
-          </w:tblCellMar>
-        </w:tblPrEx>
         <w:tc>
           <w:tcPr>
             <w:tcW w:w="2000" w:type="dxa"/>
@@ -3975,12 +3866,6 @@
         </w:tc>
       </w:tr>
       <w:tr>
-        <w:tblPrEx>
-          <w:tblCellMar>
-            <w:top w:w="0" w:type="dxa"/>
-            <w:bottom w:w="0" w:type="dxa"/>
-          </w:tblCellMar>
-        </w:tblPrEx>
         <w:tc>
           <w:tcPr>
             <w:tcW w:w="2000" w:type="dxa"/>
@@ -4039,12 +3924,6 @@
         </w:tc>
       </w:tr>
       <w:tr>
-        <w:tblPrEx>
-          <w:tblCellMar>
-            <w:top w:w="0" w:type="dxa"/>
-            <w:bottom w:w="0" w:type="dxa"/>
-          </w:tblCellMar>
-        </w:tblPrEx>
         <w:tc>
           <w:tcPr>
             <w:tcW w:w="2000" w:type="dxa"/>
@@ -4103,12 +3982,6 @@
         </w:tc>
       </w:tr>
       <w:tr>
-        <w:tblPrEx>
-          <w:tblCellMar>
-            <w:top w:w="0" w:type="dxa"/>
-            <w:bottom w:w="0" w:type="dxa"/>
-          </w:tblCellMar>
-        </w:tblPrEx>
         <w:tc>
           <w:tcPr>
             <w:tcW w:w="2000" w:type="dxa"/>
@@ -4167,12 +4040,6 @@
         </w:tc>
       </w:tr>
       <w:tr>
-        <w:tblPrEx>
-          <w:tblCellMar>
-            <w:top w:w="0" w:type="dxa"/>
-            <w:bottom w:w="0" w:type="dxa"/>
-          </w:tblCellMar>
-        </w:tblPrEx>
         <w:tc>
           <w:tcPr>
             <w:tcW w:w="2000" w:type="dxa"/>
@@ -4231,12 +4098,6 @@
         </w:tc>
       </w:tr>
       <w:tr>
-        <w:tblPrEx>
-          <w:tblCellMar>
-            <w:top w:w="0" w:type="dxa"/>
-            <w:bottom w:w="0" w:type="dxa"/>
-          </w:tblCellMar>
-        </w:tblPrEx>
         <w:tc>
           <w:tcPr>
             <w:tcW w:w="2000" w:type="dxa"/>
@@ -4295,12 +4156,6 @@
         </w:tc>
       </w:tr>
       <w:tr>
-        <w:tblPrEx>
-          <w:tblCellMar>
-            <w:top w:w="0" w:type="dxa"/>
-            <w:bottom w:w="0" w:type="dxa"/>
-          </w:tblCellMar>
-        </w:tblPrEx>
         <w:tc>
           <w:tcPr>
             <w:tcW w:w="2000" w:type="dxa"/>
@@ -4359,12 +4214,6 @@
         </w:tc>
       </w:tr>
       <w:tr>
-        <w:tblPrEx>
-          <w:tblCellMar>
-            <w:top w:w="0" w:type="dxa"/>
-            <w:bottom w:w="0" w:type="dxa"/>
-          </w:tblCellMar>
-        </w:tblPrEx>
         <w:tc>
           <w:tcPr>
             <w:tcW w:w="2000" w:type="dxa"/>
@@ -4423,12 +4272,6 @@
         </w:tc>
       </w:tr>
       <w:tr>
-        <w:tblPrEx>
-          <w:tblCellMar>
-            <w:top w:w="0" w:type="dxa"/>
-            <w:bottom w:w="0" w:type="dxa"/>
-          </w:tblCellMar>
-        </w:tblPrEx>
         <w:tc>
           <w:tcPr>
             <w:tcW w:w="2000" w:type="dxa"/>
@@ -4487,12 +4330,6 @@
         </w:tc>
       </w:tr>
       <w:tr>
-        <w:tblPrEx>
-          <w:tblCellMar>
-            <w:top w:w="0" w:type="dxa"/>
-            <w:bottom w:w="0" w:type="dxa"/>
-          </w:tblCellMar>
-        </w:tblPrEx>
         <w:tc>
           <w:tcPr>
             <w:tcW w:w="2000" w:type="dxa"/>
@@ -4551,12 +4388,6 @@
         </w:tc>
       </w:tr>
       <w:tr>
-        <w:tblPrEx>
-          <w:tblCellMar>
-            <w:top w:w="0" w:type="dxa"/>
-            <w:bottom w:w="0" w:type="dxa"/>
-          </w:tblCellMar>
-        </w:tblPrEx>
         <w:tc>
           <w:tcPr>
             <w:tcW w:w="2000" w:type="dxa"/>
@@ -4620,14 +4451,9 @@
         <w:pStyle w:val="Heading1"/>
       </w:pPr>
       <w:bookmarkStart w:id="7" w:name="_Toc239445343"/>
-      <w:proofErr w:type="gramStart"/>
       <w:r>
         <w:lastRenderedPageBreak/>
-        <w:t>2  Micro</w:t>
-      </w:r>
-      <w:proofErr w:type="gramEnd"/>
-      <w:r>
-        <w:t>-Architecture Overview</w:t>
+        <w:t>2  Micro-Architecture Overview</w:t>
       </w:r>
       <w:bookmarkEnd w:id="7"/>
     </w:p>
@@ -4636,15 +4462,7 @@
         <w:spacing w:after="120" w:line="276" w:lineRule="auto"/>
       </w:pPr>
       <w:r>
-        <w:t xml:space="preserve">Three masters (Input DMA, Output DMA, LZ accelerator) drive an AXI interconnect containing the address decoder and read/write arbiters. The interconnect targets a single memory subordinate fronted by a write-back L2 cache and a memory controller. The control plane — an AXI4-Lite CSR register file and a job-sequencer FSM — consumes job descriptors, drives the </w:t>
-      </w:r>
-      <w:proofErr w:type="spellStart"/>
-      <w:r>
-        <w:t>datapath</w:t>
-      </w:r>
-      <w:proofErr w:type="spellEnd"/>
-      <w:r>
-        <w:t>, and reports results, performance, errors, and debug state to firmware.</w:t>
+        <w:t>Three masters (Input DMA, Output DMA, LZ accelerator) drive an AXI interconnect containing the address decoder and read/write arbiters. The interconnect targets a single memory subordinate fronted by a write-back L2 cache and a memory controller. The control plane — an AXI4-Lite CSR register file and a job-sequencer FSM — consumes job descriptors, drives the datapath, and reports results, performance, errors, and debug state to firmware.</w:t>
       </w:r>
     </w:p>
     <w:p>
@@ -4719,29 +4537,7 @@
           <w:sz w:val="18"/>
           <w:szCs w:val="18"/>
         </w:rPr>
-        <w:t xml:space="preserve">Figure 1 – COSS top-level </w:t>
-      </w:r>
-      <w:proofErr w:type="spellStart"/>
-      <w:r>
-        <w:rPr>
-          <w:i/>
-          <w:iCs/>
-          <w:color w:val="595959"/>
-          <w:sz w:val="18"/>
-          <w:szCs w:val="18"/>
-        </w:rPr>
-        <w:t>datapath</w:t>
-      </w:r>
-      <w:proofErr w:type="spellEnd"/>
-      <w:r>
-        <w:rPr>
-          <w:i/>
-          <w:iCs/>
-          <w:color w:val="595959"/>
-          <w:sz w:val="18"/>
-          <w:szCs w:val="18"/>
-        </w:rPr>
-        <w:t xml:space="preserve"> and control plane.</w:t>
+        <w:t>Figure 1 – COSS top-level datapath and control plane.</w:t>
       </w:r>
     </w:p>
     <w:p>
@@ -4749,13 +4545,8 @@
         <w:pStyle w:val="Heading1"/>
       </w:pPr>
       <w:bookmarkStart w:id="8" w:name="_Toc239445344"/>
-      <w:proofErr w:type="gramStart"/>
       <w:r>
-        <w:t>3  Block</w:t>
-      </w:r>
-      <w:proofErr w:type="gramEnd"/>
-      <w:r>
-        <w:t xml:space="preserve"> Micro-Architecture</w:t>
+        <w:t>3  Block Micro-Architecture</w:t>
       </w:r>
       <w:bookmarkEnd w:id="8"/>
     </w:p>
@@ -4764,13 +4555,8 @@
         <w:pStyle w:val="Heading2"/>
       </w:pPr>
       <w:bookmarkStart w:id="9" w:name="_Toc239445345"/>
-      <w:proofErr w:type="gramStart"/>
       <w:r>
-        <w:t>3.1  AXI</w:t>
-      </w:r>
-      <w:proofErr w:type="gramEnd"/>
-      <w:r>
-        <w:t xml:space="preserve"> Interconnect and Arbiter</w:t>
+        <w:t>3.1  AXI Interconnect and Arbiter</w:t>
       </w:r>
       <w:bookmarkEnd w:id="9"/>
     </w:p>
@@ -4827,13 +4613,8 @@
         <w:pStyle w:val="Heading2"/>
       </w:pPr>
       <w:bookmarkStart w:id="10" w:name="_Toc239445346"/>
-      <w:proofErr w:type="gramStart"/>
       <w:r>
-        <w:t>3.2  L</w:t>
-      </w:r>
-      <w:proofErr w:type="gramEnd"/>
-      <w:r>
-        <w:t>2 Cache</w:t>
+        <w:t>3.2  L2 Cache</w:t>
       </w:r>
       <w:bookmarkEnd w:id="10"/>
     </w:p>
@@ -4867,12 +4648,6 @@
         <w:gridCol w:w="6360"/>
       </w:tblGrid>
       <w:tr>
-        <w:tblPrEx>
-          <w:tblCellMar>
-            <w:top w:w="0" w:type="dxa"/>
-            <w:bottom w:w="0" w:type="dxa"/>
-          </w:tblCellMar>
-        </w:tblPrEx>
         <w:trPr>
           <w:tblHeader/>
         </w:trPr>
@@ -4940,12 +4715,6 @@
         </w:tc>
       </w:tr>
       <w:tr>
-        <w:tblPrEx>
-          <w:tblCellMar>
-            <w:top w:w="0" w:type="dxa"/>
-            <w:bottom w:w="0" w:type="dxa"/>
-          </w:tblCellMar>
-        </w:tblPrEx>
         <w:tc>
           <w:tcPr>
             <w:tcW w:w="3000" w:type="dxa"/>
@@ -5004,12 +4773,6 @@
         </w:tc>
       </w:tr>
       <w:tr>
-        <w:tblPrEx>
-          <w:tblCellMar>
-            <w:top w:w="0" w:type="dxa"/>
-            <w:bottom w:w="0" w:type="dxa"/>
-          </w:tblCellMar>
-        </w:tblPrEx>
         <w:tc>
           <w:tcPr>
             <w:tcW w:w="3000" w:type="dxa"/>
@@ -5069,12 +4832,6 @@
         </w:tc>
       </w:tr>
       <w:tr>
-        <w:tblPrEx>
-          <w:tblCellMar>
-            <w:top w:w="0" w:type="dxa"/>
-            <w:bottom w:w="0" w:type="dxa"/>
-          </w:tblCellMar>
-        </w:tblPrEx>
         <w:tc>
           <w:tcPr>
             <w:tcW w:w="3000" w:type="dxa"/>
@@ -5133,12 +4890,6 @@
         </w:tc>
       </w:tr>
       <w:tr>
-        <w:tblPrEx>
-          <w:tblCellMar>
-            <w:top w:w="0" w:type="dxa"/>
-            <w:bottom w:w="0" w:type="dxa"/>
-          </w:tblCellMar>
-        </w:tblPrEx>
         <w:tc>
           <w:tcPr>
             <w:tcW w:w="3000" w:type="dxa"/>
@@ -5197,12 +4948,6 @@
         </w:tc>
       </w:tr>
       <w:tr>
-        <w:tblPrEx>
-          <w:tblCellMar>
-            <w:top w:w="0" w:type="dxa"/>
-            <w:bottom w:w="0" w:type="dxa"/>
-          </w:tblCellMar>
-        </w:tblPrEx>
         <w:tc>
           <w:tcPr>
             <w:tcW w:w="3000" w:type="dxa"/>
@@ -5261,12 +5006,6 @@
         </w:tc>
       </w:tr>
       <w:tr>
-        <w:tblPrEx>
-          <w:tblCellMar>
-            <w:top w:w="0" w:type="dxa"/>
-            <w:bottom w:w="0" w:type="dxa"/>
-          </w:tblCellMar>
-        </w:tblPrEx>
         <w:tc>
           <w:tcPr>
             <w:tcW w:w="3000" w:type="dxa"/>
@@ -5325,12 +5064,6 @@
         </w:tc>
       </w:tr>
       <w:tr>
-        <w:tblPrEx>
-          <w:tblCellMar>
-            <w:top w:w="0" w:type="dxa"/>
-            <w:bottom w:w="0" w:type="dxa"/>
-          </w:tblCellMar>
-        </w:tblPrEx>
         <w:tc>
           <w:tcPr>
             <w:tcW w:w="3000" w:type="dxa"/>
@@ -5389,12 +5122,6 @@
         </w:tc>
       </w:tr>
       <w:tr>
-        <w:tblPrEx>
-          <w:tblCellMar>
-            <w:top w:w="0" w:type="dxa"/>
-            <w:bottom w:w="0" w:type="dxa"/>
-          </w:tblCellMar>
-        </w:tblPrEx>
         <w:tc>
           <w:tcPr>
             <w:tcW w:w="3000" w:type="dxa"/>
@@ -5477,13 +5204,8 @@
         <w:pStyle w:val="Heading2"/>
       </w:pPr>
       <w:bookmarkStart w:id="11" w:name="_Toc239445347"/>
-      <w:proofErr w:type="gramStart"/>
       <w:r>
-        <w:t>3.3  Memory</w:t>
-      </w:r>
-      <w:proofErr w:type="gramEnd"/>
-      <w:r>
-        <w:t xml:space="preserve"> Controller</w:t>
+        <w:t>3.3  Memory Controller</w:t>
       </w:r>
       <w:bookmarkEnd w:id="11"/>
     </w:p>
@@ -5492,15 +5214,7 @@
         <w:spacing w:after="120" w:line="276" w:lineRule="auto"/>
       </w:pPr>
       <w:r>
-        <w:t xml:space="preserve">Converts cache refill/write-back and streaming DMA bursts into DRAM commands via a bank/row command FSM with a fixed-latency timing model. Separate refill and write-back buffers decouple the </w:t>
-      </w:r>
-      <w:proofErr w:type="spellStart"/>
-      <w:r>
-        <w:t>datapath</w:t>
-      </w:r>
-      <w:proofErr w:type="spellEnd"/>
-      <w:r>
-        <w:t xml:space="preserve"> from DRAM latency.</w:t>
+        <w:t>Converts cache refill/write-back and streaming DMA bursts into DRAM commands via a bank/row command FSM with a fixed-latency timing model. Separate refill and write-back buffers decouple the datapath from DRAM latency.</w:t>
       </w:r>
     </w:p>
     <w:p>
@@ -5508,13 +5222,8 @@
         <w:pStyle w:val="Heading2"/>
       </w:pPr>
       <w:bookmarkStart w:id="12" w:name="_Toc239445348"/>
-      <w:proofErr w:type="gramStart"/>
       <w:r>
-        <w:t>3.4  LZ</w:t>
-      </w:r>
-      <w:proofErr w:type="gramEnd"/>
-      <w:r>
-        <w:t xml:space="preserve"> Compression Accelerator (Master M2)</w:t>
+        <w:t>3.4  LZ Compression Accelerator (Master M2)</w:t>
       </w:r>
       <w:bookmarkEnd w:id="12"/>
     </w:p>
@@ -5606,13 +5315,8 @@
         <w:pStyle w:val="Heading3"/>
       </w:pPr>
       <w:bookmarkStart w:id="13" w:name="_Toc239445349"/>
-      <w:proofErr w:type="gramStart"/>
       <w:r>
-        <w:t>3.4.1  Pipeline</w:t>
-      </w:r>
-      <w:proofErr w:type="gramEnd"/>
-      <w:r>
-        <w:t xml:space="preserve"> Stages</w:t>
+        <w:t>3.4.1  Pipeline Stages</w:t>
       </w:r>
       <w:bookmarkEnd w:id="13"/>
     </w:p>
@@ -5638,12 +5342,6 @@
         <w:gridCol w:w="6760"/>
       </w:tblGrid>
       <w:tr>
-        <w:tblPrEx>
-          <w:tblCellMar>
-            <w:top w:w="0" w:type="dxa"/>
-            <w:bottom w:w="0" w:type="dxa"/>
-          </w:tblCellMar>
-        </w:tblPrEx>
         <w:trPr>
           <w:tblHeader/>
         </w:trPr>
@@ -5711,12 +5409,6 @@
         </w:tc>
       </w:tr>
       <w:tr>
-        <w:tblPrEx>
-          <w:tblCellMar>
-            <w:top w:w="0" w:type="dxa"/>
-            <w:bottom w:w="0" w:type="dxa"/>
-          </w:tblCellMar>
-        </w:tblPrEx>
         <w:tc>
           <w:tcPr>
             <w:tcW w:w="2600" w:type="dxa"/>
@@ -5775,12 +5467,6 @@
         </w:tc>
       </w:tr>
       <w:tr>
-        <w:tblPrEx>
-          <w:tblCellMar>
-            <w:top w:w="0" w:type="dxa"/>
-            <w:bottom w:w="0" w:type="dxa"/>
-          </w:tblCellMar>
-        </w:tblPrEx>
         <w:tc>
           <w:tcPr>
             <w:tcW w:w="2600" w:type="dxa"/>
@@ -5839,12 +5525,6 @@
         </w:tc>
       </w:tr>
       <w:tr>
-        <w:tblPrEx>
-          <w:tblCellMar>
-            <w:top w:w="0" w:type="dxa"/>
-            <w:bottom w:w="0" w:type="dxa"/>
-          </w:tblCellMar>
-        </w:tblPrEx>
         <w:tc>
           <w:tcPr>
             <w:tcW w:w="2600" w:type="dxa"/>
@@ -5903,12 +5583,6 @@
         </w:tc>
       </w:tr>
       <w:tr>
-        <w:tblPrEx>
-          <w:tblCellMar>
-            <w:top w:w="0" w:type="dxa"/>
-            <w:bottom w:w="0" w:type="dxa"/>
-          </w:tblCellMar>
-        </w:tblPrEx>
         <w:tc>
           <w:tcPr>
             <w:tcW w:w="2600" w:type="dxa"/>
@@ -5968,12 +5642,6 @@
         </w:tc>
       </w:tr>
       <w:tr>
-        <w:tblPrEx>
-          <w:tblCellMar>
-            <w:top w:w="0" w:type="dxa"/>
-            <w:bottom w:w="0" w:type="dxa"/>
-          </w:tblCellMar>
-        </w:tblPrEx>
         <w:tc>
           <w:tcPr>
             <w:tcW w:w="2600" w:type="dxa"/>
@@ -6032,12 +5700,6 @@
         </w:tc>
       </w:tr>
       <w:tr>
-        <w:tblPrEx>
-          <w:tblCellMar>
-            <w:top w:w="0" w:type="dxa"/>
-            <w:bottom w:w="0" w:type="dxa"/>
-          </w:tblCellMar>
-        </w:tblPrEx>
         <w:tc>
           <w:tcPr>
             <w:tcW w:w="2600" w:type="dxa"/>
@@ -6090,34 +5752,12 @@
                 <w:sz w:val="19"/>
                 <w:szCs w:val="19"/>
               </w:rPr>
-              <w:t xml:space="preserve">Static/dynamic Huffman coding of the token stream for a DEFLATE-class higher ratio; </w:t>
-            </w:r>
-            <w:proofErr w:type="spellStart"/>
-            <w:r>
-              <w:rPr>
-                <w:sz w:val="19"/>
-                <w:szCs w:val="19"/>
-              </w:rPr>
-              <w:t>bypassable</w:t>
-            </w:r>
-            <w:proofErr w:type="spellEnd"/>
-            <w:r>
-              <w:rPr>
-                <w:sz w:val="19"/>
-                <w:szCs w:val="19"/>
-              </w:rPr>
-              <w:t xml:space="preserve"> in LZ-only mode.</w:t>
+              <w:t>Static/dynamic Huffman coding of the token stream for a DEFLATE-class higher ratio; bypassable in LZ-only mode.</w:t>
             </w:r>
           </w:p>
         </w:tc>
       </w:tr>
       <w:tr>
-        <w:tblPrEx>
-          <w:tblCellMar>
-            <w:top w:w="0" w:type="dxa"/>
-            <w:bottom w:w="0" w:type="dxa"/>
-          </w:tblCellMar>
-        </w:tblPrEx>
         <w:tc>
           <w:tcPr>
             <w:tcW w:w="2600" w:type="dxa"/>
@@ -6176,12 +5816,6 @@
         </w:tc>
       </w:tr>
       <w:tr>
-        <w:tblPrEx>
-          <w:tblCellMar>
-            <w:top w:w="0" w:type="dxa"/>
-            <w:bottom w:w="0" w:type="dxa"/>
-          </w:tblCellMar>
-        </w:tblPrEx>
         <w:tc>
           <w:tcPr>
             <w:tcW w:w="2600" w:type="dxa"/>
@@ -6240,12 +5874,6 @@
         </w:tc>
       </w:tr>
       <w:tr>
-        <w:tblPrEx>
-          <w:tblCellMar>
-            <w:top w:w="0" w:type="dxa"/>
-            <w:bottom w:w="0" w:type="dxa"/>
-          </w:tblCellMar>
-        </w:tblPrEx>
         <w:tc>
           <w:tcPr>
             <w:tcW w:w="2600" w:type="dxa"/>
@@ -6298,23 +5926,7 @@
                 <w:sz w:val="19"/>
                 <w:szCs w:val="19"/>
               </w:rPr>
-              <w:t xml:space="preserve">Sub-FSM (LOAD → MATCH → EMIT → FLUSH); reports </w:t>
-            </w:r>
-            <w:proofErr w:type="spellStart"/>
-            <w:r>
-              <w:rPr>
-                <w:sz w:val="19"/>
-                <w:szCs w:val="19"/>
-              </w:rPr>
-              <w:t>comp_size</w:t>
-            </w:r>
-            <w:proofErr w:type="spellEnd"/>
-            <w:r>
-              <w:rPr>
-                <w:sz w:val="19"/>
-                <w:szCs w:val="19"/>
-              </w:rPr>
-              <w:t>, CRC, and status to the Control Module.</w:t>
+              <w:t>Sub-FSM (LOAD → MATCH → EMIT → FLUSH); reports comp_size, CRC, and status to the Control Module.</w:t>
             </w:r>
           </w:p>
         </w:tc>
@@ -6325,13 +5937,8 @@
         <w:pStyle w:val="Heading3"/>
       </w:pPr>
       <w:bookmarkStart w:id="14" w:name="_Toc239445350"/>
-      <w:proofErr w:type="gramStart"/>
       <w:r>
-        <w:t>3.4.2  Match</w:t>
-      </w:r>
-      <w:proofErr w:type="gramEnd"/>
-      <w:r>
-        <w:t xml:space="preserve"> / Effort Level</w:t>
+        <w:t>3.4.2  Match / Effort Level</w:t>
       </w:r>
       <w:bookmarkEnd w:id="14"/>
     </w:p>
@@ -6348,13 +5955,8 @@
         <w:pStyle w:val="Heading2"/>
       </w:pPr>
       <w:bookmarkStart w:id="15" w:name="_Toc239445351"/>
-      <w:proofErr w:type="gramStart"/>
       <w:r>
-        <w:t>3.5  Input</w:t>
-      </w:r>
-      <w:proofErr w:type="gramEnd"/>
-      <w:r>
-        <w:t xml:space="preserve"> / Output DMA (Masters M0 / M1)</w:t>
+        <w:t>3.5  Input / Output DMA (Masters M0 / M1)</w:t>
       </w:r>
       <w:bookmarkEnd w:id="15"/>
     </w:p>
@@ -6375,31 +5977,7 @@
         <w:t xml:space="preserve">Input DMA (M0): </w:t>
       </w:r>
       <w:r>
-        <w:t xml:space="preserve">reads </w:t>
-      </w:r>
-      <w:proofErr w:type="spellStart"/>
-      <w:r>
-        <w:t>src_len</w:t>
-      </w:r>
-      <w:proofErr w:type="spellEnd"/>
-      <w:r>
-        <w:t xml:space="preserve"> bytes from </w:t>
-      </w:r>
-      <w:proofErr w:type="spellStart"/>
-      <w:r>
-        <w:t>src_addr</w:t>
-      </w:r>
-      <w:proofErr w:type="spellEnd"/>
-      <w:r>
-        <w:t xml:space="preserve"> in bursts into the input FIFO; sequential, </w:t>
-      </w:r>
-      <w:proofErr w:type="gramStart"/>
-      <w:r>
-        <w:t>bandwidth-oriented</w:t>
-      </w:r>
-      <w:proofErr w:type="gramEnd"/>
-      <w:r>
-        <w:t>.</w:t>
+        <w:t>reads src_len bytes from src_addr in bursts into the input FIFO; sequential, bandwidth-oriented.</w:t>
       </w:r>
     </w:p>
     <w:p>
@@ -6419,31 +5997,7 @@
         <w:t xml:space="preserve">Output DMA (M1): </w:t>
       </w:r>
       <w:r>
-        <w:t xml:space="preserve">drains the output FIFO to </w:t>
-      </w:r>
-      <w:proofErr w:type="spellStart"/>
-      <w:r>
-        <w:t>dst_addr</w:t>
-      </w:r>
-      <w:proofErr w:type="spellEnd"/>
-      <w:r>
-        <w:t xml:space="preserve"> in bursts; </w:t>
-      </w:r>
-      <w:proofErr w:type="spellStart"/>
-      <w:r>
-        <w:t>favored</w:t>
-      </w:r>
-      <w:proofErr w:type="spellEnd"/>
-      <w:r>
-        <w:t xml:space="preserve"> by priority arbitration; enforces </w:t>
-      </w:r>
-      <w:proofErr w:type="spellStart"/>
-      <w:r>
-        <w:t>dst_cap</w:t>
-      </w:r>
-      <w:proofErr w:type="spellEnd"/>
-      <w:r>
-        <w:t xml:space="preserve"> and flags ERR_DST_OVFL.</w:t>
+        <w:t>drains the output FIFO to dst_addr in bursts; favored by priority arbitration; enforces dst_cap and flags ERR_DST_OVFL.</w:t>
       </w:r>
     </w:p>
     <w:p>
@@ -6451,13 +6005,8 @@
         <w:pStyle w:val="Heading2"/>
       </w:pPr>
       <w:bookmarkStart w:id="16" w:name="_Toc239445352"/>
-      <w:proofErr w:type="gramStart"/>
       <w:r>
-        <w:t>3.6  CSR</w:t>
-      </w:r>
-      <w:proofErr w:type="gramEnd"/>
-      <w:r>
-        <w:t xml:space="preserve"> / Register File</w:t>
+        <w:t>3.6  CSR / Register File</w:t>
       </w:r>
       <w:bookmarkEnd w:id="16"/>
     </w:p>
@@ -6474,13 +6023,8 @@
         <w:pStyle w:val="Heading2"/>
       </w:pPr>
       <w:bookmarkStart w:id="17" w:name="_Toc239445353"/>
-      <w:proofErr w:type="gramStart"/>
       <w:r>
-        <w:t>3.7  Control</w:t>
-      </w:r>
-      <w:proofErr w:type="gramEnd"/>
-      <w:r>
-        <w:t xml:space="preserve"> Module</w:t>
+        <w:t>3.7  Control Module</w:t>
       </w:r>
       <w:bookmarkEnd w:id="17"/>
     </w:p>
@@ -6497,13 +6041,8 @@
         <w:pStyle w:val="Heading1"/>
       </w:pPr>
       <w:bookmarkStart w:id="18" w:name="_Toc239445354"/>
-      <w:proofErr w:type="gramStart"/>
       <w:r>
-        <w:t>4  Register</w:t>
-      </w:r>
-      <w:proofErr w:type="gramEnd"/>
-      <w:r>
-        <w:t xml:space="preserve"> Map</w:t>
+        <w:t>4  Register Map</w:t>
       </w:r>
       <w:bookmarkEnd w:id="18"/>
     </w:p>
@@ -6570,12 +6109,6 @@
         <w:gridCol w:w="3559"/>
       </w:tblGrid>
       <w:tr>
-        <w:tblPrEx>
-          <w:tblCellMar>
-            <w:top w:w="0" w:type="dxa"/>
-            <w:bottom w:w="0" w:type="dxa"/>
-          </w:tblCellMar>
-        </w:tblPrEx>
         <w:trPr>
           <w:tblHeader/>
         </w:trPr>
@@ -6736,12 +6269,6 @@
         </w:tc>
       </w:tr>
       <w:tr>
-        <w:tblPrEx>
-          <w:tblCellMar>
-            <w:top w:w="0" w:type="dxa"/>
-            <w:bottom w:w="0" w:type="dxa"/>
-          </w:tblCellMar>
-        </w:tblPrEx>
         <w:tc>
           <w:tcPr>
             <w:tcW w:w="1300" w:type="dxa"/>
@@ -6884,12 +6411,6 @@
         </w:tc>
       </w:tr>
       <w:tr>
-        <w:tblPrEx>
-          <w:tblCellMar>
-            <w:top w:w="0" w:type="dxa"/>
-            <w:bottom w:w="0" w:type="dxa"/>
-          </w:tblCellMar>
-        </w:tblPrEx>
         <w:tc>
           <w:tcPr>
             <w:tcW w:w="1300" w:type="dxa"/>
@@ -7032,12 +6553,6 @@
         </w:tc>
       </w:tr>
       <w:tr>
-        <w:tblPrEx>
-          <w:tblCellMar>
-            <w:top w:w="0" w:type="dxa"/>
-            <w:bottom w:w="0" w:type="dxa"/>
-          </w:tblCellMar>
-        </w:tblPrEx>
         <w:tc>
           <w:tcPr>
             <w:tcW w:w="1300" w:type="dxa"/>
@@ -7174,34 +6689,12 @@
                 <w:sz w:val="19"/>
                 <w:szCs w:val="19"/>
               </w:rPr>
-              <w:t xml:space="preserve">BUSY, IDLE, ERROR, RING_EMPTY/FULL, active </w:t>
-            </w:r>
-            <w:proofErr w:type="spellStart"/>
-            <w:r>
-              <w:rPr>
-                <w:sz w:val="19"/>
-                <w:szCs w:val="19"/>
-              </w:rPr>
-              <w:t>job_id</w:t>
-            </w:r>
-            <w:proofErr w:type="spellEnd"/>
-            <w:r>
-              <w:rPr>
-                <w:sz w:val="19"/>
-                <w:szCs w:val="19"/>
-              </w:rPr>
-              <w:t>.</w:t>
+              <w:t>BUSY, IDLE, ERROR, RING_EMPTY/FULL, active job_id.</w:t>
             </w:r>
           </w:p>
         </w:tc>
       </w:tr>
       <w:tr>
-        <w:tblPrEx>
-          <w:tblCellMar>
-            <w:top w:w="0" w:type="dxa"/>
-            <w:bottom w:w="0" w:type="dxa"/>
-          </w:tblCellMar>
-        </w:tblPrEx>
         <w:tc>
           <w:tcPr>
             <w:tcW w:w="1300" w:type="dxa"/>
@@ -7345,12 +6838,6 @@
         </w:tc>
       </w:tr>
       <w:tr>
-        <w:tblPrEx>
-          <w:tblCellMar>
-            <w:top w:w="0" w:type="dxa"/>
-            <w:bottom w:w="0" w:type="dxa"/>
-          </w:tblCellMar>
-        </w:tblPrEx>
         <w:tc>
           <w:tcPr>
             <w:tcW w:w="1300" w:type="dxa"/>
@@ -7493,12 +6980,6 @@
         </w:tc>
       </w:tr>
       <w:tr>
-        <w:tblPrEx>
-          <w:tblCellMar>
-            <w:top w:w="0" w:type="dxa"/>
-            <w:bottom w:w="0" w:type="dxa"/>
-          </w:tblCellMar>
-        </w:tblPrEx>
         <w:tc>
           <w:tcPr>
             <w:tcW w:w="1300" w:type="dxa"/>
@@ -7641,12 +7122,6 @@
         </w:tc>
       </w:tr>
       <w:tr>
-        <w:tblPrEx>
-          <w:tblCellMar>
-            <w:top w:w="0" w:type="dxa"/>
-            <w:bottom w:w="0" w:type="dxa"/>
-          </w:tblCellMar>
-        </w:tblPrEx>
         <w:tc>
           <w:tcPr>
             <w:tcW w:w="1300" w:type="dxa"/>
@@ -7789,12 +7264,6 @@
         </w:tc>
       </w:tr>
       <w:tr>
-        <w:tblPrEx>
-          <w:tblCellMar>
-            <w:top w:w="0" w:type="dxa"/>
-            <w:bottom w:w="0" w:type="dxa"/>
-          </w:tblCellMar>
-        </w:tblPrEx>
         <w:tc>
           <w:tcPr>
             <w:tcW w:w="1300" w:type="dxa"/>
@@ -7937,12 +7406,6 @@
         </w:tc>
       </w:tr>
       <w:tr>
-        <w:tblPrEx>
-          <w:tblCellMar>
-            <w:top w:w="0" w:type="dxa"/>
-            <w:bottom w:w="0" w:type="dxa"/>
-          </w:tblCellMar>
-        </w:tblPrEx>
         <w:tc>
           <w:tcPr>
             <w:tcW w:w="1300" w:type="dxa"/>
@@ -8085,12 +7548,6 @@
         </w:tc>
       </w:tr>
       <w:tr>
-        <w:tblPrEx>
-          <w:tblCellMar>
-            <w:top w:w="0" w:type="dxa"/>
-            <w:bottom w:w="0" w:type="dxa"/>
-          </w:tblCellMar>
-        </w:tblPrEx>
         <w:tc>
           <w:tcPr>
             <w:tcW w:w="1300" w:type="dxa"/>
@@ -8233,12 +7690,6 @@
         </w:tc>
       </w:tr>
       <w:tr>
-        <w:tblPrEx>
-          <w:tblCellMar>
-            <w:top w:w="0" w:type="dxa"/>
-            <w:bottom w:w="0" w:type="dxa"/>
-          </w:tblCellMar>
-        </w:tblPrEx>
         <w:tc>
           <w:tcPr>
             <w:tcW w:w="1300" w:type="dxa"/>
@@ -8381,12 +7832,6 @@
         </w:tc>
       </w:tr>
       <w:tr>
-        <w:tblPrEx>
-          <w:tblCellMar>
-            <w:top w:w="0" w:type="dxa"/>
-            <w:bottom w:w="0" w:type="dxa"/>
-          </w:tblCellMar>
-        </w:tblPrEx>
         <w:tc>
           <w:tcPr>
             <w:tcW w:w="1300" w:type="dxa"/>
@@ -8529,12 +7974,6 @@
         </w:tc>
       </w:tr>
       <w:tr>
-        <w:tblPrEx>
-          <w:tblCellMar>
-            <w:top w:w="0" w:type="dxa"/>
-            <w:bottom w:w="0" w:type="dxa"/>
-          </w:tblCellMar>
-        </w:tblPrEx>
         <w:tc>
           <w:tcPr>
             <w:tcW w:w="1300" w:type="dxa"/>
@@ -8677,12 +8116,6 @@
         </w:tc>
       </w:tr>
       <w:tr>
-        <w:tblPrEx>
-          <w:tblCellMar>
-            <w:top w:w="0" w:type="dxa"/>
-            <w:bottom w:w="0" w:type="dxa"/>
-          </w:tblCellMar>
-        </w:tblPrEx>
         <w:tc>
           <w:tcPr>
             <w:tcW w:w="1300" w:type="dxa"/>
@@ -8825,12 +8258,6 @@
         </w:tc>
       </w:tr>
       <w:tr>
-        <w:tblPrEx>
-          <w:tblCellMar>
-            <w:top w:w="0" w:type="dxa"/>
-            <w:bottom w:w="0" w:type="dxa"/>
-          </w:tblCellMar>
-        </w:tblPrEx>
         <w:tc>
           <w:tcPr>
             <w:tcW w:w="1300" w:type="dxa"/>
@@ -8973,12 +8400,6 @@
         </w:tc>
       </w:tr>
       <w:tr>
-        <w:tblPrEx>
-          <w:tblCellMar>
-            <w:top w:w="0" w:type="dxa"/>
-            <w:bottom w:w="0" w:type="dxa"/>
-          </w:tblCellMar>
-        </w:tblPrEx>
         <w:tc>
           <w:tcPr>
             <w:tcW w:w="1300" w:type="dxa"/>
@@ -9121,12 +8542,6 @@
         </w:tc>
       </w:tr>
       <w:tr>
-        <w:tblPrEx>
-          <w:tblCellMar>
-            <w:top w:w="0" w:type="dxa"/>
-            <w:bottom w:w="0" w:type="dxa"/>
-          </w:tblCellMar>
-        </w:tblPrEx>
         <w:tc>
           <w:tcPr>
             <w:tcW w:w="1300" w:type="dxa"/>
@@ -9263,34 +8678,12 @@
                 <w:sz w:val="19"/>
                 <w:szCs w:val="19"/>
               </w:rPr>
-              <w:t xml:space="preserve">Faulting </w:t>
-            </w:r>
-            <w:proofErr w:type="spellStart"/>
-            <w:r>
-              <w:rPr>
-                <w:sz w:val="19"/>
-                <w:szCs w:val="19"/>
-              </w:rPr>
-              <w:t>job_id</w:t>
-            </w:r>
-            <w:proofErr w:type="spellEnd"/>
-            <w:r>
-              <w:rPr>
-                <w:sz w:val="19"/>
-                <w:szCs w:val="19"/>
-              </w:rPr>
-              <w:t xml:space="preserve"> and context.</w:t>
+              <w:t>Faulting job_id and context.</w:t>
             </w:r>
           </w:p>
         </w:tc>
       </w:tr>
       <w:tr>
-        <w:tblPrEx>
-          <w:tblCellMar>
-            <w:top w:w="0" w:type="dxa"/>
-            <w:bottom w:w="0" w:type="dxa"/>
-          </w:tblCellMar>
-        </w:tblPrEx>
         <w:tc>
           <w:tcPr>
             <w:tcW w:w="1300" w:type="dxa"/>
@@ -9433,12 +8826,6 @@
         </w:tc>
       </w:tr>
       <w:tr>
-        <w:tblPrEx>
-          <w:tblCellMar>
-            <w:top w:w="0" w:type="dxa"/>
-            <w:bottom w:w="0" w:type="dxa"/>
-          </w:tblCellMar>
-        </w:tblPrEx>
         <w:tc>
           <w:tcPr>
             <w:tcW w:w="1300" w:type="dxa"/>
@@ -9581,12 +8968,6 @@
         </w:tc>
       </w:tr>
       <w:tr>
-        <w:tblPrEx>
-          <w:tblCellMar>
-            <w:top w:w="0" w:type="dxa"/>
-            <w:bottom w:w="0" w:type="dxa"/>
-          </w:tblCellMar>
-        </w:tblPrEx>
         <w:tc>
           <w:tcPr>
             <w:tcW w:w="1300" w:type="dxa"/>
@@ -9729,12 +9110,6 @@
         </w:tc>
       </w:tr>
       <w:tr>
-        <w:tblPrEx>
-          <w:tblCellMar>
-            <w:top w:w="0" w:type="dxa"/>
-            <w:bottom w:w="0" w:type="dxa"/>
-          </w:tblCellMar>
-        </w:tblPrEx>
         <w:tc>
           <w:tcPr>
             <w:tcW w:w="1300" w:type="dxa"/>
@@ -9871,34 +9246,12 @@
                 <w:sz w:val="19"/>
                 <w:szCs w:val="19"/>
               </w:rPr>
-              <w:t xml:space="preserve">Control FSM state, accelerator sub-state, active </w:t>
-            </w:r>
-            <w:proofErr w:type="spellStart"/>
-            <w:r>
-              <w:rPr>
-                <w:sz w:val="19"/>
-                <w:szCs w:val="19"/>
-              </w:rPr>
-              <w:t>job_id</w:t>
-            </w:r>
-            <w:proofErr w:type="spellEnd"/>
-            <w:r>
-              <w:rPr>
-                <w:sz w:val="19"/>
-                <w:szCs w:val="19"/>
-              </w:rPr>
-              <w:t>.</w:t>
+              <w:t>Control FSM state, accelerator sub-state, active job_id.</w:t>
             </w:r>
           </w:p>
         </w:tc>
       </w:tr>
       <w:tr>
-        <w:tblPrEx>
-          <w:tblCellMar>
-            <w:top w:w="0" w:type="dxa"/>
-            <w:bottom w:w="0" w:type="dxa"/>
-          </w:tblCellMar>
-        </w:tblPrEx>
         <w:tc>
           <w:tcPr>
             <w:tcW w:w="1300" w:type="dxa"/>
@@ -10041,12 +9394,6 @@
         </w:tc>
       </w:tr>
       <w:tr>
-        <w:tblPrEx>
-          <w:tblCellMar>
-            <w:top w:w="0" w:type="dxa"/>
-            <w:bottom w:w="0" w:type="dxa"/>
-          </w:tblCellMar>
-        </w:tblPrEx>
         <w:tc>
           <w:tcPr>
             <w:tcW w:w="1300" w:type="dxa"/>
@@ -10194,21 +9541,8 @@
         <w:pStyle w:val="Heading2"/>
       </w:pPr>
       <w:bookmarkStart w:id="19" w:name="_Toc239445355"/>
-      <w:proofErr w:type="gramStart"/>
       <w:r>
-        <w:t>4.1  CTRL</w:t>
-      </w:r>
-      <w:proofErr w:type="gramEnd"/>
-      <w:r>
-        <w:t xml:space="preserve"> </w:t>
-      </w:r>
-      <w:proofErr w:type="gramStart"/>
-      <w:r>
-        <w:t>Bit-fields</w:t>
-      </w:r>
-      <w:proofErr w:type="gramEnd"/>
-      <w:r>
-        <w:t xml:space="preserve"> (0x000)</w:t>
+        <w:t>4.1  CTRL Bit-fields (0x000)</w:t>
       </w:r>
       <w:bookmarkEnd w:id="19"/>
     </w:p>
@@ -10235,12 +9569,6 @@
         <w:gridCol w:w="5760"/>
       </w:tblGrid>
       <w:tr>
-        <w:tblPrEx>
-          <w:tblCellMar>
-            <w:top w:w="0" w:type="dxa"/>
-            <w:bottom w:w="0" w:type="dxa"/>
-          </w:tblCellMar>
-        </w:tblPrEx>
         <w:trPr>
           <w:tblHeader/>
         </w:trPr>
@@ -10339,12 +9667,6 @@
         </w:tc>
       </w:tr>
       <w:tr>
-        <w:tblPrEx>
-          <w:tblCellMar>
-            <w:top w:w="0" w:type="dxa"/>
-            <w:bottom w:w="0" w:type="dxa"/>
-          </w:tblCellMar>
-        </w:tblPrEx>
         <w:tc>
           <w:tcPr>
             <w:tcW w:w="1200" w:type="dxa"/>
@@ -10431,12 +9753,6 @@
         </w:tc>
       </w:tr>
       <w:tr>
-        <w:tblPrEx>
-          <w:tblCellMar>
-            <w:top w:w="0" w:type="dxa"/>
-            <w:bottom w:w="0" w:type="dxa"/>
-          </w:tblCellMar>
-        </w:tblPrEx>
         <w:tc>
           <w:tcPr>
             <w:tcW w:w="1200" w:type="dxa"/>
@@ -10523,12 +9839,6 @@
         </w:tc>
       </w:tr>
       <w:tr>
-        <w:tblPrEx>
-          <w:tblCellMar>
-            <w:top w:w="0" w:type="dxa"/>
-            <w:bottom w:w="0" w:type="dxa"/>
-          </w:tblCellMar>
-        </w:tblPrEx>
         <w:tc>
           <w:tcPr>
             <w:tcW w:w="1200" w:type="dxa"/>
@@ -10609,34 +9919,12 @@
                 <w:sz w:val="19"/>
                 <w:szCs w:val="19"/>
               </w:rPr>
-              <w:t xml:space="preserve">Self-clearing </w:t>
-            </w:r>
-            <w:proofErr w:type="spellStart"/>
-            <w:r>
-              <w:rPr>
-                <w:sz w:val="19"/>
-                <w:szCs w:val="19"/>
-              </w:rPr>
-              <w:t>datapath</w:t>
-            </w:r>
-            <w:proofErr w:type="spellEnd"/>
-            <w:r>
-              <w:rPr>
-                <w:sz w:val="19"/>
-                <w:szCs w:val="19"/>
-              </w:rPr>
-              <w:t>/FSM reset (CSR config preserved).</w:t>
+              <w:t>Self-clearing datapath/FSM reset (CSR config preserved).</w:t>
             </w:r>
           </w:p>
         </w:tc>
       </w:tr>
       <w:tr>
-        <w:tblPrEx>
-          <w:tblCellMar>
-            <w:top w:w="0" w:type="dxa"/>
-            <w:bottom w:w="0" w:type="dxa"/>
-          </w:tblCellMar>
-        </w:tblPrEx>
         <w:tc>
           <w:tcPr>
             <w:tcW w:w="1200" w:type="dxa"/>
@@ -10723,12 +10011,6 @@
         </w:tc>
       </w:tr>
       <w:tr>
-        <w:tblPrEx>
-          <w:tblCellMar>
-            <w:top w:w="0" w:type="dxa"/>
-            <w:bottom w:w="0" w:type="dxa"/>
-          </w:tblCellMar>
-        </w:tblPrEx>
         <w:tc>
           <w:tcPr>
             <w:tcW w:w="1200" w:type="dxa"/>
@@ -10820,21 +10102,8 @@
         <w:pStyle w:val="Heading2"/>
       </w:pPr>
       <w:bookmarkStart w:id="20" w:name="_Toc239445356"/>
-      <w:proofErr w:type="gramStart"/>
       <w:r>
-        <w:t>4.2  CFG</w:t>
-      </w:r>
-      <w:proofErr w:type="gramEnd"/>
-      <w:r>
-        <w:t xml:space="preserve"> </w:t>
-      </w:r>
-      <w:proofErr w:type="gramStart"/>
-      <w:r>
-        <w:t>Bit-fields</w:t>
-      </w:r>
-      <w:proofErr w:type="gramEnd"/>
-      <w:r>
-        <w:t xml:space="preserve"> (0x004)</w:t>
+        <w:t>4.2  CFG Bit-fields (0x004)</w:t>
       </w:r>
       <w:bookmarkEnd w:id="20"/>
     </w:p>
@@ -10861,12 +10130,6 @@
         <w:gridCol w:w="5760"/>
       </w:tblGrid>
       <w:tr>
-        <w:tblPrEx>
-          <w:tblCellMar>
-            <w:top w:w="0" w:type="dxa"/>
-            <w:bottom w:w="0" w:type="dxa"/>
-          </w:tblCellMar>
-        </w:tblPrEx>
         <w:trPr>
           <w:tblHeader/>
         </w:trPr>
@@ -10965,12 +10228,6 @@
         </w:tc>
       </w:tr>
       <w:tr>
-        <w:tblPrEx>
-          <w:tblCellMar>
-            <w:top w:w="0" w:type="dxa"/>
-            <w:bottom w:w="0" w:type="dxa"/>
-          </w:tblCellMar>
-        </w:tblPrEx>
         <w:tc>
           <w:tcPr>
             <w:tcW w:w="1200" w:type="dxa"/>
@@ -11051,34 +10308,12 @@
                 <w:sz w:val="19"/>
                 <w:szCs w:val="19"/>
               </w:rPr>
-              <w:t>0=LZ-only, 1=</w:t>
-            </w:r>
-            <w:proofErr w:type="spellStart"/>
-            <w:r>
-              <w:rPr>
-                <w:sz w:val="19"/>
-                <w:szCs w:val="19"/>
-              </w:rPr>
-              <w:t>LZ+Huffman</w:t>
-            </w:r>
-            <w:proofErr w:type="spellEnd"/>
-            <w:r>
-              <w:rPr>
-                <w:sz w:val="19"/>
-                <w:szCs w:val="19"/>
-              </w:rPr>
-              <w:t>, 2=store, 3=reserved.</w:t>
+              <w:t>0=LZ-only, 1=LZ+Huffman, 2=store, 3=reserved.</w:t>
             </w:r>
           </w:p>
         </w:tc>
       </w:tr>
       <w:tr>
-        <w:tblPrEx>
-          <w:tblCellMar>
-            <w:top w:w="0" w:type="dxa"/>
-            <w:bottom w:w="0" w:type="dxa"/>
-          </w:tblCellMar>
-        </w:tblPrEx>
         <w:tc>
           <w:tcPr>
             <w:tcW w:w="1200" w:type="dxa"/>
@@ -11160,34 +10395,12 @@
                 <w:sz w:val="19"/>
                 <w:szCs w:val="19"/>
               </w:rPr>
-              <w:t xml:space="preserve">LZ variant / token format </w:t>
-            </w:r>
-            <w:proofErr w:type="gramStart"/>
-            <w:r>
-              <w:rPr>
-                <w:sz w:val="19"/>
-                <w:szCs w:val="19"/>
-              </w:rPr>
-              <w:t>select</w:t>
-            </w:r>
-            <w:proofErr w:type="gramEnd"/>
-            <w:r>
-              <w:rPr>
-                <w:sz w:val="19"/>
-                <w:szCs w:val="19"/>
-              </w:rPr>
-              <w:t>.</w:t>
+              <w:t>LZ variant / token format select.</w:t>
             </w:r>
           </w:p>
         </w:tc>
       </w:tr>
       <w:tr>
-        <w:tblPrEx>
-          <w:tblCellMar>
-            <w:top w:w="0" w:type="dxa"/>
-            <w:bottom w:w="0" w:type="dxa"/>
-          </w:tblCellMar>
-        </w:tblPrEx>
         <w:tc>
           <w:tcPr>
             <w:tcW w:w="1200" w:type="dxa"/>
@@ -11274,12 +10487,6 @@
         </w:tc>
       </w:tr>
       <w:tr>
-        <w:tblPrEx>
-          <w:tblCellMar>
-            <w:top w:w="0" w:type="dxa"/>
-            <w:bottom w:w="0" w:type="dxa"/>
-          </w:tblCellMar>
-        </w:tblPrEx>
         <w:tc>
           <w:tcPr>
             <w:tcW w:w="1200" w:type="dxa"/>
@@ -11360,34 +10567,12 @@
                 <w:sz w:val="19"/>
                 <w:szCs w:val="19"/>
               </w:rPr>
-              <w:t xml:space="preserve">History-window size </w:t>
-            </w:r>
-            <w:proofErr w:type="gramStart"/>
-            <w:r>
-              <w:rPr>
-                <w:sz w:val="19"/>
-                <w:szCs w:val="19"/>
-              </w:rPr>
-              <w:t>select</w:t>
-            </w:r>
-            <w:proofErr w:type="gramEnd"/>
-            <w:r>
-              <w:rPr>
-                <w:sz w:val="19"/>
-                <w:szCs w:val="19"/>
-              </w:rPr>
-              <w:t xml:space="preserve"> (e.g. 4/8/16/32 KB).</w:t>
+              <w:t>History-window size select (e.g. 4/8/16/32 KB).</w:t>
             </w:r>
           </w:p>
         </w:tc>
       </w:tr>
       <w:tr>
-        <w:tblPrEx>
-          <w:tblCellMar>
-            <w:top w:w="0" w:type="dxa"/>
-            <w:bottom w:w="0" w:type="dxa"/>
-          </w:tblCellMar>
-        </w:tblPrEx>
         <w:tc>
           <w:tcPr>
             <w:tcW w:w="1200" w:type="dxa"/>
@@ -11474,12 +10659,6 @@
         </w:tc>
       </w:tr>
       <w:tr>
-        <w:tblPrEx>
-          <w:tblCellMar>
-            <w:top w:w="0" w:type="dxa"/>
-            <w:bottom w:w="0" w:type="dxa"/>
-          </w:tblCellMar>
-        </w:tblPrEx>
         <w:tc>
           <w:tcPr>
             <w:tcW w:w="1200" w:type="dxa"/>
@@ -11566,12 +10745,6 @@
         </w:tc>
       </w:tr>
       <w:tr>
-        <w:tblPrEx>
-          <w:tblCellMar>
-            <w:top w:w="0" w:type="dxa"/>
-            <w:bottom w:w="0" w:type="dxa"/>
-          </w:tblCellMar>
-        </w:tblPrEx>
         <w:tc>
           <w:tcPr>
             <w:tcW w:w="1200" w:type="dxa"/>
@@ -11658,12 +10831,6 @@
         </w:tc>
       </w:tr>
       <w:tr>
-        <w:tblPrEx>
-          <w:tblCellMar>
-            <w:top w:w="0" w:type="dxa"/>
-            <w:bottom w:w="0" w:type="dxa"/>
-          </w:tblCellMar>
-        </w:tblPrEx>
         <w:tc>
           <w:tcPr>
             <w:tcW w:w="1200" w:type="dxa"/>
@@ -11755,13 +10922,8 @@
         <w:pStyle w:val="Heading1"/>
       </w:pPr>
       <w:bookmarkStart w:id="21" w:name="_Toc239445357"/>
-      <w:proofErr w:type="gramStart"/>
       <w:r>
-        <w:t>5  Control</w:t>
-      </w:r>
-      <w:proofErr w:type="gramEnd"/>
-      <w:r>
-        <w:t xml:space="preserve"> Module FSM</w:t>
+        <w:t>5  Control Module FSM</w:t>
       </w:r>
       <w:bookmarkEnd w:id="21"/>
     </w:p>
@@ -11862,12 +11024,6 @@
         <w:gridCol w:w="7160"/>
       </w:tblGrid>
       <w:tr>
-        <w:tblPrEx>
-          <w:tblCellMar>
-            <w:top w:w="0" w:type="dxa"/>
-            <w:bottom w:w="0" w:type="dxa"/>
-          </w:tblCellMar>
-        </w:tblPrEx>
         <w:trPr>
           <w:tblHeader/>
         </w:trPr>
@@ -11935,12 +11091,6 @@
         </w:tc>
       </w:tr>
       <w:tr>
-        <w:tblPrEx>
-          <w:tblCellMar>
-            <w:top w:w="0" w:type="dxa"/>
-            <w:bottom w:w="0" w:type="dxa"/>
-          </w:tblCellMar>
-        </w:tblPrEx>
         <w:tc>
           <w:tcPr>
             <w:tcW w:w="2200" w:type="dxa"/>
@@ -11999,12 +11149,6 @@
         </w:tc>
       </w:tr>
       <w:tr>
-        <w:tblPrEx>
-          <w:tblCellMar>
-            <w:top w:w="0" w:type="dxa"/>
-            <w:bottom w:w="0" w:type="dxa"/>
-          </w:tblCellMar>
-        </w:tblPrEx>
         <w:tc>
           <w:tcPr>
             <w:tcW w:w="2200" w:type="dxa"/>
@@ -12063,12 +11207,6 @@
         </w:tc>
       </w:tr>
       <w:tr>
-        <w:tblPrEx>
-          <w:tblCellMar>
-            <w:top w:w="0" w:type="dxa"/>
-            <w:bottom w:w="0" w:type="dxa"/>
-          </w:tblCellMar>
-        </w:tblPrEx>
         <w:tc>
           <w:tcPr>
             <w:tcW w:w="2200" w:type="dxa"/>
@@ -12121,50 +11259,12 @@
                 <w:sz w:val="19"/>
                 <w:szCs w:val="19"/>
               </w:rPr>
-              <w:t>Program Input DMA (</w:t>
-            </w:r>
-            <w:proofErr w:type="spellStart"/>
-            <w:r>
-              <w:rPr>
-                <w:sz w:val="19"/>
-                <w:szCs w:val="19"/>
-              </w:rPr>
-              <w:t>src_addr</w:t>
-            </w:r>
-            <w:proofErr w:type="spellEnd"/>
-            <w:r>
-              <w:rPr>
-                <w:sz w:val="19"/>
-                <w:szCs w:val="19"/>
-              </w:rPr>
-              <w:t xml:space="preserve">, </w:t>
-            </w:r>
-            <w:proofErr w:type="spellStart"/>
-            <w:r>
-              <w:rPr>
-                <w:sz w:val="19"/>
-                <w:szCs w:val="19"/>
-              </w:rPr>
-              <w:t>src_len</w:t>
-            </w:r>
-            <w:proofErr w:type="spellEnd"/>
-            <w:r>
-              <w:rPr>
-                <w:sz w:val="19"/>
-                <w:szCs w:val="19"/>
-              </w:rPr>
-              <w:t>); stream bytes to the accelerator input FIFO. → COMPRESS.</w:t>
+              <w:t>Program Input DMA (src_addr, src_len); stream bytes to the accelerator input FIFO. → COMPRESS.</w:t>
             </w:r>
           </w:p>
         </w:tc>
       </w:tr>
       <w:tr>
-        <w:tblPrEx>
-          <w:tblCellMar>
-            <w:top w:w="0" w:type="dxa"/>
-            <w:bottom w:w="0" w:type="dxa"/>
-          </w:tblCellMar>
-        </w:tblPrEx>
         <w:tc>
           <w:tcPr>
             <w:tcW w:w="2200" w:type="dxa"/>
@@ -12217,34 +11317,12 @@
                 <w:sz w:val="19"/>
                 <w:szCs w:val="19"/>
               </w:rPr>
-              <w:t xml:space="preserve">Accelerator runs match/encode; Output DMA drains compressed bytes to </w:t>
-            </w:r>
-            <w:proofErr w:type="spellStart"/>
-            <w:r>
-              <w:rPr>
-                <w:sz w:val="19"/>
-                <w:szCs w:val="19"/>
-              </w:rPr>
-              <w:t>dst_addr</w:t>
-            </w:r>
-            <w:proofErr w:type="spellEnd"/>
-            <w:r>
-              <w:rPr>
-                <w:sz w:val="19"/>
-                <w:szCs w:val="19"/>
-              </w:rPr>
-              <w:t>. On overflow → store fallback / ERR. → WRITE_OUT.</w:t>
+              <w:t>Accelerator runs match/encode; Output DMA drains compressed bytes to dst_addr. On overflow → store fallback / ERR. → WRITE_OUT.</w:t>
             </w:r>
           </w:p>
         </w:tc>
       </w:tr>
       <w:tr>
-        <w:tblPrEx>
-          <w:tblCellMar>
-            <w:top w:w="0" w:type="dxa"/>
-            <w:bottom w:w="0" w:type="dxa"/>
-          </w:tblCellMar>
-        </w:tblPrEx>
         <w:tc>
           <w:tcPr>
             <w:tcW w:w="2200" w:type="dxa"/>
@@ -12297,50 +11375,12 @@
                 <w:sz w:val="19"/>
                 <w:szCs w:val="19"/>
               </w:rPr>
-              <w:t xml:space="preserve">Finish output drain and CRC; write </w:t>
-            </w:r>
-            <w:proofErr w:type="spellStart"/>
-            <w:r>
-              <w:rPr>
-                <w:sz w:val="19"/>
-                <w:szCs w:val="19"/>
-              </w:rPr>
-              <w:t>comp_size</w:t>
-            </w:r>
-            <w:proofErr w:type="spellEnd"/>
-            <w:r>
-              <w:rPr>
-                <w:sz w:val="19"/>
-                <w:szCs w:val="19"/>
-              </w:rPr>
-              <w:t xml:space="preserve"> / </w:t>
-            </w:r>
-            <w:proofErr w:type="spellStart"/>
-            <w:r>
-              <w:rPr>
-                <w:sz w:val="19"/>
-                <w:szCs w:val="19"/>
-              </w:rPr>
-              <w:t>crc</w:t>
-            </w:r>
-            <w:proofErr w:type="spellEnd"/>
-            <w:r>
-              <w:rPr>
-                <w:sz w:val="19"/>
-                <w:szCs w:val="19"/>
-              </w:rPr>
-              <w:t xml:space="preserve"> / status into the descriptor. → DONE.</w:t>
+              <w:t>Finish output drain and CRC; write comp_size / crc / status into the descriptor. → DONE.</w:t>
             </w:r>
           </w:p>
         </w:tc>
       </w:tr>
       <w:tr>
-        <w:tblPrEx>
-          <w:tblCellMar>
-            <w:top w:w="0" w:type="dxa"/>
-            <w:bottom w:w="0" w:type="dxa"/>
-          </w:tblCellMar>
-        </w:tblPrEx>
         <w:tc>
           <w:tcPr>
             <w:tcW w:w="2200" w:type="dxa"/>
@@ -12412,13 +11452,8 @@
         <w:pStyle w:val="Heading1"/>
       </w:pPr>
       <w:bookmarkStart w:id="22" w:name="_Toc239445358"/>
-      <w:proofErr w:type="gramStart"/>
       <w:r>
-        <w:t>6  Datapath</w:t>
-      </w:r>
-      <w:proofErr w:type="gramEnd"/>
-      <w:r>
-        <w:t xml:space="preserve"> Flows</w:t>
+        <w:t>6  Datapath Flows</w:t>
       </w:r>
       <w:bookmarkEnd w:id="22"/>
     </w:p>
@@ -12427,13 +11462,8 @@
         <w:pStyle w:val="Heading2"/>
       </w:pPr>
       <w:bookmarkStart w:id="23" w:name="_Toc239445359"/>
-      <w:proofErr w:type="gramStart"/>
       <w:r>
-        <w:t>6.1  Job</w:t>
-      </w:r>
-      <w:proofErr w:type="gramEnd"/>
-      <w:r>
-        <w:t xml:space="preserve"> Fetch</w:t>
+        <w:t>6.1  Job Fetch</w:t>
       </w:r>
       <w:bookmarkEnd w:id="23"/>
     </w:p>
@@ -12450,13 +11480,8 @@
         <w:pStyle w:val="Heading2"/>
       </w:pPr>
       <w:bookmarkStart w:id="24" w:name="_Toc239445360"/>
-      <w:proofErr w:type="gramStart"/>
       <w:r>
-        <w:t>6.2  Input</w:t>
-      </w:r>
-      <w:proofErr w:type="gramEnd"/>
-      <w:r>
-        <w:t xml:space="preserve"> Load</w:t>
+        <w:t>6.2  Input Load</w:t>
       </w:r>
       <w:bookmarkEnd w:id="24"/>
     </w:p>
@@ -12466,15 +11491,7 @@
       </w:pPr>
       <w:r>
         <w:lastRenderedPageBreak/>
-        <w:t xml:space="preserve">Input DMA issues AXI read bursts from </w:t>
-      </w:r>
-      <w:proofErr w:type="spellStart"/>
-      <w:r>
-        <w:t>src_addr</w:t>
-      </w:r>
-      <w:proofErr w:type="spellEnd"/>
-      <w:r>
-        <w:t xml:space="preserve"> → interconnect arbiter → cache/memory controller → input FIFO. The accelerator consumes bytes as they arrive.</w:t>
+        <w:t>Input DMA issues AXI read bursts from src_addr → interconnect arbiter → cache/memory controller → input FIFO. The accelerator consumes bytes as they arrive.</w:t>
       </w:r>
     </w:p>
     <w:p>
@@ -12482,12 +11499,10 @@
         <w:pStyle w:val="Heading2"/>
       </w:pPr>
       <w:bookmarkStart w:id="25" w:name="_Toc239445361"/>
-      <w:proofErr w:type="gramStart"/>
       <w:r>
         <w:t>6.3  Compress</w:t>
       </w:r>
       <w:bookmarkEnd w:id="25"/>
-      <w:proofErr w:type="gramEnd"/>
     </w:p>
     <w:p>
       <w:pPr>
@@ -12502,13 +11517,8 @@
         <w:pStyle w:val="Heading2"/>
       </w:pPr>
       <w:bookmarkStart w:id="26" w:name="_Toc239445362"/>
-      <w:proofErr w:type="gramStart"/>
       <w:r>
-        <w:t>6.4  Output</w:t>
-      </w:r>
-      <w:proofErr w:type="gramEnd"/>
-      <w:r>
-        <w:t xml:space="preserve"> Write</w:t>
+        <w:t>6.4  Output Write</w:t>
       </w:r>
       <w:bookmarkEnd w:id="26"/>
     </w:p>
@@ -12517,23 +11527,7 @@
         <w:spacing w:after="120" w:line="276" w:lineRule="auto"/>
       </w:pPr>
       <w:r>
-        <w:t xml:space="preserve">Output DMA drains the output FIFO to </w:t>
-      </w:r>
-      <w:proofErr w:type="spellStart"/>
-      <w:r>
-        <w:t>dst_addr</w:t>
-      </w:r>
-      <w:proofErr w:type="spellEnd"/>
-      <w:r>
-        <w:t xml:space="preserve"> with priority arbitration, checking </w:t>
-      </w:r>
-      <w:proofErr w:type="spellStart"/>
-      <w:r>
-        <w:t>dst_cap</w:t>
-      </w:r>
-      <w:proofErr w:type="spellEnd"/>
-      <w:r>
-        <w:t>. On completion the descriptor result fields are written back.</w:t>
+        <w:t>Output DMA drains the output FIFO to dst_addr with priority arbitration, checking dst_cap. On completion the descriptor result fields are written back.</w:t>
       </w:r>
     </w:p>
     <w:p>
@@ -12541,13 +11535,8 @@
         <w:pStyle w:val="Heading2"/>
       </w:pPr>
       <w:bookmarkStart w:id="27" w:name="_Toc239445363"/>
-      <w:proofErr w:type="gramStart"/>
       <w:r>
-        <w:t>6.5  Cache</w:t>
-      </w:r>
-      <w:proofErr w:type="gramEnd"/>
-      <w:r>
-        <w:t xml:space="preserve"> Miss / Write-back</w:t>
+        <w:t>6.5  Cache Miss / Write-back</w:t>
       </w:r>
       <w:bookmarkEnd w:id="27"/>
     </w:p>
@@ -12564,13 +11553,8 @@
         <w:pStyle w:val="Heading1"/>
       </w:pPr>
       <w:bookmarkStart w:id="28" w:name="_Toc239445364"/>
-      <w:proofErr w:type="gramStart"/>
       <w:r>
-        <w:t>7  Arbitration</w:t>
-      </w:r>
-      <w:proofErr w:type="gramEnd"/>
-      <w:r>
-        <w:t xml:space="preserve"> Detail</w:t>
+        <w:t>7  Arbitration Detail</w:t>
       </w:r>
       <w:bookmarkEnd w:id="28"/>
     </w:p>
@@ -12609,13 +11593,8 @@
         </w:numPr>
         <w:spacing w:after="60"/>
       </w:pPr>
-      <w:proofErr w:type="gramStart"/>
       <w:r>
-        <w:t>Fixed-priority</w:t>
-      </w:r>
-      <w:proofErr w:type="gramEnd"/>
-      <w:r>
-        <w:t>: Output DMA &gt; Accelerator (history) &gt; Input DMA, with starvation promotion after a programmable threshold.</w:t>
+        <w:t>Fixed-priority: Output DMA &gt; Accelerator (history) &gt; Input DMA, with starvation promotion after a programmable threshold.</w:t>
       </w:r>
     </w:p>
     <w:p>
@@ -12636,13 +11615,8 @@
         <w:pStyle w:val="Heading1"/>
       </w:pPr>
       <w:bookmarkStart w:id="29" w:name="_Toc239445365"/>
-      <w:proofErr w:type="gramStart"/>
       <w:r>
-        <w:t>8  Performance</w:t>
-      </w:r>
-      <w:proofErr w:type="gramEnd"/>
-      <w:r>
-        <w:t xml:space="preserve"> Numbers</w:t>
+        <w:t>8  Performance Numbers</w:t>
       </w:r>
       <w:bookmarkEnd w:id="29"/>
     </w:p>
@@ -12687,12 +11661,6 @@
         <w:gridCol w:w="3760"/>
       </w:tblGrid>
       <w:tr>
-        <w:tblPrEx>
-          <w:tblCellMar>
-            <w:top w:w="0" w:type="dxa"/>
-            <w:bottom w:w="0" w:type="dxa"/>
-          </w:tblCellMar>
-        </w:tblPrEx>
         <w:trPr>
           <w:tblHeader/>
         </w:trPr>
@@ -12791,12 +11759,6 @@
         </w:tc>
       </w:tr>
       <w:tr>
-        <w:tblPrEx>
-          <w:tblCellMar>
-            <w:top w:w="0" w:type="dxa"/>
-            <w:bottom w:w="0" w:type="dxa"/>
-          </w:tblCellMar>
-        </w:tblPrEx>
         <w:tc>
           <w:tcPr>
             <w:tcW w:w="3200" w:type="dxa"/>
@@ -12883,12 +11845,6 @@
         </w:tc>
       </w:tr>
       <w:tr>
-        <w:tblPrEx>
-          <w:tblCellMar>
-            <w:top w:w="0" w:type="dxa"/>
-            <w:bottom w:w="0" w:type="dxa"/>
-          </w:tblCellMar>
-        </w:tblPrEx>
         <w:tc>
           <w:tcPr>
             <w:tcW w:w="3200" w:type="dxa"/>
@@ -12975,12 +11931,6 @@
         </w:tc>
       </w:tr>
       <w:tr>
-        <w:tblPrEx>
-          <w:tblCellMar>
-            <w:top w:w="0" w:type="dxa"/>
-            <w:bottom w:w="0" w:type="dxa"/>
-          </w:tblCellMar>
-        </w:tblPrEx>
         <w:tc>
           <w:tcPr>
             <w:tcW w:w="3200" w:type="dxa"/>
@@ -13067,12 +12017,6 @@
         </w:tc>
       </w:tr>
       <w:tr>
-        <w:tblPrEx>
-          <w:tblCellMar>
-            <w:top w:w="0" w:type="dxa"/>
-            <w:bottom w:w="0" w:type="dxa"/>
-          </w:tblCellMar>
-        </w:tblPrEx>
         <w:tc>
           <w:tcPr>
             <w:tcW w:w="3200" w:type="dxa"/>
@@ -13148,32 +12092,17 @@
             <w:vAlign w:val="center"/>
           </w:tcPr>
           <w:p>
-            <w:proofErr w:type="gramStart"/>
-            <w:r>
-              <w:rPr>
-                <w:sz w:val="19"/>
-                <w:szCs w:val="19"/>
-              </w:rPr>
-              <w:t>fill(</w:t>
-            </w:r>
-            <w:proofErr w:type="gramEnd"/>
-            <w:r>
-              <w:rPr>
-                <w:sz w:val="19"/>
-                <w:szCs w:val="19"/>
-              </w:rPr>
-              <w:t>~64) + ~4096 compress + DMA cycles.</w:t>
+            <w:r>
+              <w:rPr>
+                <w:sz w:val="19"/>
+                <w:szCs w:val="19"/>
+              </w:rPr>
+              <w:t>fill(~64) + ~4096 compress + DMA cycles.</w:t>
             </w:r>
           </w:p>
         </w:tc>
       </w:tr>
       <w:tr>
-        <w:tblPrEx>
-          <w:tblCellMar>
-            <w:top w:w="0" w:type="dxa"/>
-            <w:bottom w:w="0" w:type="dxa"/>
-          </w:tblCellMar>
-        </w:tblPrEx>
         <w:tc>
           <w:tcPr>
             <w:tcW w:w="3200" w:type="dxa"/>
@@ -13260,12 +12189,6 @@
         </w:tc>
       </w:tr>
       <w:tr>
-        <w:tblPrEx>
-          <w:tblCellMar>
-            <w:top w:w="0" w:type="dxa"/>
-            <w:bottom w:w="0" w:type="dxa"/>
-          </w:tblCellMar>
-        </w:tblPrEx>
         <w:tc>
           <w:tcPr>
             <w:tcW w:w="3200" w:type="dxa"/>
@@ -13346,23 +12269,7 @@
                 <w:sz w:val="19"/>
                 <w:szCs w:val="19"/>
               </w:rPr>
-              <w:t>Mode-dependent (</w:t>
-            </w:r>
-            <w:proofErr w:type="spellStart"/>
-            <w:r>
-              <w:rPr>
-                <w:sz w:val="19"/>
-                <w:szCs w:val="19"/>
-              </w:rPr>
-              <w:t>LZ+Huffman</w:t>
-            </w:r>
-            <w:proofErr w:type="spellEnd"/>
-            <w:r>
-              <w:rPr>
-                <w:sz w:val="19"/>
-                <w:szCs w:val="19"/>
-              </w:rPr>
-              <w:t xml:space="preserve"> vs LZ-only).</w:t>
+              <w:t>Mode-dependent (LZ+Huffman vs LZ-only).</w:t>
             </w:r>
           </w:p>
         </w:tc>
@@ -13380,15 +12287,7 @@
         <w:t xml:space="preserve">Instrumentation: </w:t>
       </w:r>
       <w:r>
-        <w:t xml:space="preserve">PERF_BYTES_IN/OUT, PERF_JOBS, PERF_CYCLES, PERF_HITS/MISS, and ARB_GRANTS are </w:t>
-      </w:r>
-      <w:proofErr w:type="gramStart"/>
-      <w:r>
-        <w:t>free-running</w:t>
-      </w:r>
-      <w:proofErr w:type="gramEnd"/>
-      <w:r>
-        <w:t xml:space="preserve"> (clear via CTRL / snapshot via DBG_CTRL.FREEZE_CTRS). Firmware computes GB/s = PERF_BYTES_IN / (PERF_CYCLES / f) and ratio = BYTES_IN / BYTES_OUT.</w:t>
+        <w:t>PERF_BYTES_IN/OUT, PERF_JOBS, PERF_CYCLES, PERF_HITS/MISS, and ARB_GRANTS are free-running (clear via CTRL / snapshot via DBG_CTRL.FREEZE_CTRS). Firmware computes GB/s = PERF_BYTES_IN / (PERF_CYCLES / f) and ratio = BYTES_IN / BYTES_OUT.</w:t>
       </w:r>
     </w:p>
     <w:p>
@@ -13396,14 +12295,9 @@
         <w:pStyle w:val="Heading1"/>
       </w:pPr>
       <w:bookmarkStart w:id="30" w:name="_Toc239445366"/>
-      <w:proofErr w:type="gramStart"/>
       <w:r>
         <w:lastRenderedPageBreak/>
-        <w:t>9  Error</w:t>
-      </w:r>
-      <w:proofErr w:type="gramEnd"/>
-      <w:r>
-        <w:t xml:space="preserve"> Handling</w:t>
+        <w:t>9  Error Handling</w:t>
       </w:r>
       <w:bookmarkEnd w:id="30"/>
     </w:p>
@@ -13412,13 +12306,8 @@
         <w:pStyle w:val="Heading2"/>
       </w:pPr>
       <w:bookmarkStart w:id="31" w:name="_Toc239445367"/>
-      <w:proofErr w:type="gramStart"/>
       <w:r>
-        <w:t>9.1  Detection</w:t>
-      </w:r>
-      <w:proofErr w:type="gramEnd"/>
-      <w:r>
-        <w:t xml:space="preserve"> and Response</w:t>
+        <w:t>9.1  Detection and Response</w:t>
       </w:r>
       <w:bookmarkEnd w:id="31"/>
     </w:p>
@@ -13435,21 +12324,8 @@
         <w:pStyle w:val="Heading2"/>
       </w:pPr>
       <w:bookmarkStart w:id="32" w:name="_Toc239445368"/>
-      <w:proofErr w:type="gramStart"/>
       <w:r>
-        <w:t>9.2  ERROR</w:t>
-      </w:r>
-      <w:proofErr w:type="gramEnd"/>
-      <w:r>
-        <w:t xml:space="preserve"> Register </w:t>
-      </w:r>
-      <w:proofErr w:type="gramStart"/>
-      <w:r>
-        <w:t>Bit-fields</w:t>
-      </w:r>
-      <w:proofErr w:type="gramEnd"/>
-      <w:r>
-        <w:t xml:space="preserve"> (0x040)</w:t>
+        <w:t>9.2  ERROR Register Bit-fields (0x040)</w:t>
       </w:r>
       <w:bookmarkEnd w:id="32"/>
     </w:p>
@@ -13476,12 +12352,6 @@
         <w:gridCol w:w="5760"/>
       </w:tblGrid>
       <w:tr>
-        <w:tblPrEx>
-          <w:tblCellMar>
-            <w:top w:w="0" w:type="dxa"/>
-            <w:bottom w:w="0" w:type="dxa"/>
-          </w:tblCellMar>
-        </w:tblPrEx>
         <w:trPr>
           <w:tblHeader/>
         </w:trPr>
@@ -13580,12 +12450,6 @@
         </w:tc>
       </w:tr>
       <w:tr>
-        <w:tblPrEx>
-          <w:tblCellMar>
-            <w:top w:w="0" w:type="dxa"/>
-            <w:bottom w:w="0" w:type="dxa"/>
-          </w:tblCellMar>
-        </w:tblPrEx>
         <w:tc>
           <w:tcPr>
             <w:tcW w:w="1200" w:type="dxa"/>
@@ -13672,12 +12536,6 @@
         </w:tc>
       </w:tr>
       <w:tr>
-        <w:tblPrEx>
-          <w:tblCellMar>
-            <w:top w:w="0" w:type="dxa"/>
-            <w:bottom w:w="0" w:type="dxa"/>
-          </w:tblCellMar>
-        </w:tblPrEx>
         <w:tc>
           <w:tcPr>
             <w:tcW w:w="1200" w:type="dxa"/>
@@ -13764,12 +12622,6 @@
         </w:tc>
       </w:tr>
       <w:tr>
-        <w:tblPrEx>
-          <w:tblCellMar>
-            <w:top w:w="0" w:type="dxa"/>
-            <w:bottom w:w="0" w:type="dxa"/>
-          </w:tblCellMar>
-        </w:tblPrEx>
         <w:tc>
           <w:tcPr>
             <w:tcW w:w="1200" w:type="dxa"/>
@@ -13850,34 +12702,12 @@
                 <w:sz w:val="19"/>
                 <w:szCs w:val="19"/>
               </w:rPr>
-              <w:t xml:space="preserve">Output exceeded </w:t>
-            </w:r>
-            <w:proofErr w:type="spellStart"/>
-            <w:r>
-              <w:rPr>
-                <w:sz w:val="19"/>
-                <w:szCs w:val="19"/>
-              </w:rPr>
-              <w:t>dst_cap</w:t>
-            </w:r>
-            <w:proofErr w:type="spellEnd"/>
-            <w:r>
-              <w:rPr>
-                <w:sz w:val="19"/>
-                <w:szCs w:val="19"/>
-              </w:rPr>
-              <w:t xml:space="preserve"> (after store fallback).</w:t>
+              <w:t>Output exceeded dst_cap (after store fallback).</w:t>
             </w:r>
           </w:p>
         </w:tc>
       </w:tr>
       <w:tr>
-        <w:tblPrEx>
-          <w:tblCellMar>
-            <w:top w:w="0" w:type="dxa"/>
-            <w:bottom w:w="0" w:type="dxa"/>
-          </w:tblCellMar>
-        </w:tblPrEx>
         <w:tc>
           <w:tcPr>
             <w:tcW w:w="1200" w:type="dxa"/>
@@ -13964,12 +12794,6 @@
         </w:tc>
       </w:tr>
       <w:tr>
-        <w:tblPrEx>
-          <w:tblCellMar>
-            <w:top w:w="0" w:type="dxa"/>
-            <w:bottom w:w="0" w:type="dxa"/>
-          </w:tblCellMar>
-        </w:tblPrEx>
         <w:tc>
           <w:tcPr>
             <w:tcW w:w="1200" w:type="dxa"/>
@@ -14056,12 +12880,6 @@
         </w:tc>
       </w:tr>
       <w:tr>
-        <w:tblPrEx>
-          <w:tblCellMar>
-            <w:top w:w="0" w:type="dxa"/>
-            <w:bottom w:w="0" w:type="dxa"/>
-          </w:tblCellMar>
-        </w:tblPrEx>
         <w:tc>
           <w:tcPr>
             <w:tcW w:w="1200" w:type="dxa"/>
@@ -14148,12 +12966,6 @@
         </w:tc>
       </w:tr>
       <w:tr>
-        <w:tblPrEx>
-          <w:tblCellMar>
-            <w:top w:w="0" w:type="dxa"/>
-            <w:bottom w:w="0" w:type="dxa"/>
-          </w:tblCellMar>
-        </w:tblPrEx>
         <w:tc>
           <w:tcPr>
             <w:tcW w:w="1200" w:type="dxa"/>
@@ -14240,12 +13052,6 @@
         </w:tc>
       </w:tr>
       <w:tr>
-        <w:tblPrEx>
-          <w:tblCellMar>
-            <w:top w:w="0" w:type="dxa"/>
-            <w:bottom w:w="0" w:type="dxa"/>
-          </w:tblCellMar>
-        </w:tblPrEx>
         <w:tc>
           <w:tcPr>
             <w:tcW w:w="1200" w:type="dxa"/>
@@ -14337,12 +13143,10 @@
         <w:pStyle w:val="Heading2"/>
       </w:pPr>
       <w:bookmarkStart w:id="33" w:name="_Toc239445369"/>
-      <w:proofErr w:type="gramStart"/>
       <w:r>
         <w:t>9.3  Recovery</w:t>
       </w:r>
       <w:bookmarkEnd w:id="33"/>
-      <w:proofErr w:type="gramEnd"/>
     </w:p>
     <w:p>
       <w:pPr>
@@ -14388,13 +13192,8 @@
         <w:pStyle w:val="Heading1"/>
       </w:pPr>
       <w:bookmarkStart w:id="34" w:name="_Toc239445370"/>
-      <w:proofErr w:type="gramStart"/>
       <w:r>
-        <w:t>10  Debug</w:t>
-      </w:r>
-      <w:proofErr w:type="gramEnd"/>
-      <w:r>
-        <w:t xml:space="preserve"> and Observability</w:t>
+        <w:t>10  Debug and Observability</w:t>
       </w:r>
       <w:bookmarkEnd w:id="34"/>
     </w:p>
@@ -14403,21 +13202,8 @@
         <w:pStyle w:val="Heading2"/>
       </w:pPr>
       <w:bookmarkStart w:id="35" w:name="_Toc239445371"/>
-      <w:proofErr w:type="gramStart"/>
       <w:r>
-        <w:t>10.1  DBG</w:t>
-      </w:r>
-      <w:proofErr w:type="gramEnd"/>
-      <w:r>
-        <w:t xml:space="preserve">_CTRL </w:t>
-      </w:r>
-      <w:proofErr w:type="gramStart"/>
-      <w:r>
-        <w:t>Bit-fields</w:t>
-      </w:r>
-      <w:proofErr w:type="gramEnd"/>
-      <w:r>
-        <w:t xml:space="preserve"> (0x060)</w:t>
+        <w:t>10.1  DBG_CTRL Bit-fields (0x060)</w:t>
       </w:r>
       <w:bookmarkEnd w:id="35"/>
     </w:p>
@@ -14444,12 +13230,6 @@
         <w:gridCol w:w="5760"/>
       </w:tblGrid>
       <w:tr>
-        <w:tblPrEx>
-          <w:tblCellMar>
-            <w:top w:w="0" w:type="dxa"/>
-            <w:bottom w:w="0" w:type="dxa"/>
-          </w:tblCellMar>
-        </w:tblPrEx>
         <w:trPr>
           <w:tblHeader/>
         </w:trPr>
@@ -14548,12 +13328,6 @@
         </w:tc>
       </w:tr>
       <w:tr>
-        <w:tblPrEx>
-          <w:tblCellMar>
-            <w:top w:w="0" w:type="dxa"/>
-            <w:bottom w:w="0" w:type="dxa"/>
-          </w:tblCellMar>
-        </w:tblPrEx>
         <w:tc>
           <w:tcPr>
             <w:tcW w:w="1200" w:type="dxa"/>
@@ -14640,12 +13414,6 @@
         </w:tc>
       </w:tr>
       <w:tr>
-        <w:tblPrEx>
-          <w:tblCellMar>
-            <w:top w:w="0" w:type="dxa"/>
-            <w:bottom w:w="0" w:type="dxa"/>
-          </w:tblCellMar>
-        </w:tblPrEx>
         <w:tc>
           <w:tcPr>
             <w:tcW w:w="1200" w:type="dxa"/>
@@ -14732,12 +13500,6 @@
         </w:tc>
       </w:tr>
       <w:tr>
-        <w:tblPrEx>
-          <w:tblCellMar>
-            <w:top w:w="0" w:type="dxa"/>
-            <w:bottom w:w="0" w:type="dxa"/>
-          </w:tblCellMar>
-        </w:tblPrEx>
         <w:tc>
           <w:tcPr>
             <w:tcW w:w="1200" w:type="dxa"/>
@@ -14824,12 +13586,6 @@
         </w:tc>
       </w:tr>
       <w:tr>
-        <w:tblPrEx>
-          <w:tblCellMar>
-            <w:top w:w="0" w:type="dxa"/>
-            <w:bottom w:w="0" w:type="dxa"/>
-          </w:tblCellMar>
-        </w:tblPrEx>
         <w:tc>
           <w:tcPr>
             <w:tcW w:w="1200" w:type="dxa"/>
@@ -14916,12 +13672,6 @@
         </w:tc>
       </w:tr>
       <w:tr>
-        <w:tblPrEx>
-          <w:tblCellMar>
-            <w:top w:w="0" w:type="dxa"/>
-            <w:bottom w:w="0" w:type="dxa"/>
-          </w:tblCellMar>
-        </w:tblPrEx>
         <w:tc>
           <w:tcPr>
             <w:tcW w:w="1200" w:type="dxa"/>
@@ -15013,13 +13763,8 @@
         <w:pStyle w:val="Heading2"/>
       </w:pPr>
       <w:bookmarkStart w:id="36" w:name="_Toc239445372"/>
-      <w:proofErr w:type="gramStart"/>
       <w:r>
-        <w:t>10.2  Trace</w:t>
-      </w:r>
-      <w:proofErr w:type="gramEnd"/>
-      <w:r>
-        <w:t xml:space="preserve"> and Observation</w:t>
+        <w:t>10.2  Trace and Observation</w:t>
       </w:r>
       <w:bookmarkEnd w:id="36"/>
     </w:p>
@@ -15040,15 +13785,7 @@
         <w:t xml:space="preserve">Job trace buffer: </w:t>
       </w:r>
       <w:r>
-        <w:t>circular buffer of the last N jobs (</w:t>
-      </w:r>
-      <w:proofErr w:type="spellStart"/>
-      <w:r>
-        <w:t>job_id</w:t>
-      </w:r>
-      <w:proofErr w:type="spellEnd"/>
-      <w:r>
-        <w:t>, in/out size, cycles, status), read one entry per DBG_TRACE access.</w:t>
+        <w:t>circular buffer of the last N jobs (job_id, in/out size, cycles, status), read one entry per DBG_TRACE access.</w:t>
       </w:r>
     </w:p>
     <w:p>
@@ -15068,15 +13805,7 @@
         <w:t xml:space="preserve">DBG_STATE: </w:t>
       </w:r>
       <w:r>
-        <w:t xml:space="preserve">live control-FSM state, accelerator sub-state, and active </w:t>
-      </w:r>
-      <w:proofErr w:type="spellStart"/>
-      <w:r>
-        <w:t>job_id</w:t>
-      </w:r>
-      <w:proofErr w:type="spellEnd"/>
-      <w:r>
-        <w:t>.</w:t>
+        <w:t>live control-FSM state, accelerator sub-state, and active job_id.</w:t>
       </w:r>
     </w:p>
     <w:p>
@@ -15125,13 +13854,8 @@
         <w:pStyle w:val="Heading1"/>
       </w:pPr>
       <w:bookmarkStart w:id="37" w:name="_Toc239445373"/>
-      <w:proofErr w:type="gramStart"/>
       <w:r>
-        <w:t>11  Clock</w:t>
-      </w:r>
-      <w:proofErr w:type="gramEnd"/>
-      <w:r>
-        <w:t xml:space="preserve"> and Reset Domains</w:t>
+        <w:t>11  Clock and Reset Domains</w:t>
       </w:r>
       <w:bookmarkEnd w:id="37"/>
     </w:p>
@@ -15145,15 +13869,7 @@
         <w:spacing w:after="60"/>
       </w:pPr>
       <w:r>
-        <w:t>Single functional clock domain (</w:t>
-      </w:r>
-      <w:proofErr w:type="spellStart"/>
-      <w:r>
-        <w:t>datapath</w:t>
-      </w:r>
-      <w:proofErr w:type="spellEnd"/>
-      <w:r>
-        <w:t>, control, CSR) in the reference design.</w:t>
+        <w:t>Single functional clock domain (datapath, control, CSR) in the reference design.</w:t>
       </w:r>
     </w:p>
     <w:p>
@@ -15179,23 +13895,7 @@
         <w:spacing w:after="60"/>
       </w:pPr>
       <w:r>
-        <w:t>SOFT_RESET (</w:t>
-      </w:r>
-      <w:proofErr w:type="gramStart"/>
-      <w:r>
-        <w:t>CTRL[</w:t>
-      </w:r>
-      <w:proofErr w:type="gramEnd"/>
-      <w:r>
-        <w:t xml:space="preserve">2]) resets </w:t>
-      </w:r>
-      <w:proofErr w:type="spellStart"/>
-      <w:r>
-        <w:t>datapath</w:t>
-      </w:r>
-      <w:proofErr w:type="spellEnd"/>
-      <w:r>
-        <w:t xml:space="preserve"> and FSM while preserving CSR configuration.</w:t>
+        <w:t>SOFT_RESET (CTRL[2]) resets datapath and FSM while preserving CSR configuration.</w:t>
       </w:r>
     </w:p>
     <w:p>
@@ -15203,13 +13903,8 @@
         <w:pStyle w:val="Heading1"/>
       </w:pPr>
       <w:bookmarkStart w:id="38" w:name="_Toc239445374"/>
-      <w:proofErr w:type="gramStart"/>
       <w:r>
-        <w:t>12  Parameters</w:t>
-      </w:r>
-      <w:proofErr w:type="gramEnd"/>
-      <w:r>
-        <w:t xml:space="preserve"> and Configurability</w:t>
+        <w:t>12  Parameters and Configurability</w:t>
       </w:r>
       <w:bookmarkEnd w:id="38"/>
     </w:p>
@@ -15236,12 +13931,6 @@
         <w:gridCol w:w="4760"/>
       </w:tblGrid>
       <w:tr>
-        <w:tblPrEx>
-          <w:tblCellMar>
-            <w:top w:w="0" w:type="dxa"/>
-            <w:bottom w:w="0" w:type="dxa"/>
-          </w:tblCellMar>
-        </w:tblPrEx>
         <w:trPr>
           <w:tblHeader/>
         </w:trPr>
@@ -15340,12 +14029,6 @@
         </w:tc>
       </w:tr>
       <w:tr>
-        <w:tblPrEx>
-          <w:tblCellMar>
-            <w:top w:w="0" w:type="dxa"/>
-            <w:bottom w:w="0" w:type="dxa"/>
-          </w:tblCellMar>
-        </w:tblPrEx>
         <w:tc>
           <w:tcPr>
             <w:tcW w:w="2600" w:type="dxa"/>
@@ -15432,12 +14115,6 @@
         </w:tc>
       </w:tr>
       <w:tr>
-        <w:tblPrEx>
-          <w:tblCellMar>
-            <w:top w:w="0" w:type="dxa"/>
-            <w:bottom w:w="0" w:type="dxa"/>
-          </w:tblCellMar>
-        </w:tblPrEx>
         <w:tc>
           <w:tcPr>
             <w:tcW w:w="2600" w:type="dxa"/>
@@ -15524,12 +14201,6 @@
         </w:tc>
       </w:tr>
       <w:tr>
-        <w:tblPrEx>
-          <w:tblCellMar>
-            <w:top w:w="0" w:type="dxa"/>
-            <w:bottom w:w="0" w:type="dxa"/>
-          </w:tblCellMar>
-        </w:tblPrEx>
         <w:tc>
           <w:tcPr>
             <w:tcW w:w="2600" w:type="dxa"/>
@@ -15616,12 +14287,6 @@
         </w:tc>
       </w:tr>
       <w:tr>
-        <w:tblPrEx>
-          <w:tblCellMar>
-            <w:top w:w="0" w:type="dxa"/>
-            <w:bottom w:w="0" w:type="dxa"/>
-          </w:tblCellMar>
-        </w:tblPrEx>
         <w:tc>
           <w:tcPr>
             <w:tcW w:w="2600" w:type="dxa"/>
@@ -15708,12 +14373,6 @@
         </w:tc>
       </w:tr>
       <w:tr>
-        <w:tblPrEx>
-          <w:tblCellMar>
-            <w:top w:w="0" w:type="dxa"/>
-            <w:bottom w:w="0" w:type="dxa"/>
-          </w:tblCellMar>
-        </w:tblPrEx>
         <w:tc>
           <w:tcPr>
             <w:tcW w:w="2600" w:type="dxa"/>
@@ -15800,12 +14459,6 @@
         </w:tc>
       </w:tr>
       <w:tr>
-        <w:tblPrEx>
-          <w:tblCellMar>
-            <w:top w:w="0" w:type="dxa"/>
-            <w:bottom w:w="0" w:type="dxa"/>
-          </w:tblCellMar>
-        </w:tblPrEx>
         <w:tc>
           <w:tcPr>
             <w:tcW w:w="2600" w:type="dxa"/>
@@ -15892,12 +14545,6 @@
         </w:tc>
       </w:tr>
       <w:tr>
-        <w:tblPrEx>
-          <w:tblCellMar>
-            <w:top w:w="0" w:type="dxa"/>
-            <w:bottom w:w="0" w:type="dxa"/>
-          </w:tblCellMar>
-        </w:tblPrEx>
         <w:tc>
           <w:tcPr>
             <w:tcW w:w="2600" w:type="dxa"/>
@@ -15984,12 +14631,6 @@
         </w:tc>
       </w:tr>
       <w:tr>
-        <w:tblPrEx>
-          <w:tblCellMar>
-            <w:top w:w="0" w:type="dxa"/>
-            <w:bottom w:w="0" w:type="dxa"/>
-          </w:tblCellMar>
-        </w:tblPrEx>
         <w:tc>
           <w:tcPr>
             <w:tcW w:w="2600" w:type="dxa"/>
@@ -16076,12 +14717,6 @@
         </w:tc>
       </w:tr>
       <w:tr>
-        <w:tblPrEx>
-          <w:tblCellMar>
-            <w:top w:w="0" w:type="dxa"/>
-            <w:bottom w:w="0" w:type="dxa"/>
-          </w:tblCellMar>
-        </w:tblPrEx>
         <w:tc>
           <w:tcPr>
             <w:tcW w:w="2600" w:type="dxa"/>
@@ -16173,13 +14808,8 @@
         <w:pStyle w:val="Heading1"/>
       </w:pPr>
       <w:bookmarkStart w:id="39" w:name="_Toc239445375"/>
-      <w:proofErr w:type="gramStart"/>
       <w:r>
-        <w:t>13  Verification</w:t>
-      </w:r>
-      <w:proofErr w:type="gramEnd"/>
-      <w:r>
-        <w:t xml:space="preserve"> and Debug Hooks</w:t>
+        <w:t>13  Verification and Debug Hooks</w:t>
       </w:r>
       <w:bookmarkEnd w:id="39"/>
     </w:p>
@@ -16232,15 +14862,7 @@
         <w:spacing w:after="60"/>
       </w:pPr>
       <w:r>
-        <w:t>Assertions: AXI protocol per master, FIFO overflow/underflow, ring pointer monotonicity, history-window coherence, no-overflow-past-</w:t>
-      </w:r>
-      <w:proofErr w:type="spellStart"/>
-      <w:r>
-        <w:t>dst_cap</w:t>
-      </w:r>
-      <w:proofErr w:type="spellEnd"/>
-      <w:r>
-        <w:t>.</w:t>
+        <w:t>Assertions: AXI protocol per master, FIFO overflow/underflow, ring pointer monotonicity, history-window coherence, no-overflow-past-dst_cap.</w:t>
       </w:r>
     </w:p>
     <w:sectPr>
